--- a/Backend/Director_Disclosure/Output_Disclosures/2024-25/ADANI_LOGISTICS_LIMITED/MBP-1/MBP1_UNMESH_MADHUSUDAN_ABHYANKAR_03040812.docx
+++ b/Backend/Director_Disclosure/Output_Disclosures/2024-25/ADANI_LOGISTICS_LIMITED/MBP-1/MBP1_UNMESH_MADHUSUDAN_ABHYANKAR_03040812.docx
@@ -93,242 +93,17 @@
     </w:p>
     <w:p>
       <w:pPr>
-        <w:spacing w:before="0" w:after="0"/>
-        <w:jc w:val="left"/>
-      </w:pPr>
-      <w:r>
-        <w:rPr>
-          <w:rFonts w:ascii="Adani" w:hAnsi="Adani"/>
-          <w:b w:val="0"/>
-          <w:sz w:val="20"/>
-          <w:u w:val="none"/>
-        </w:rPr>
-        <w:t>OCEAN SPARKLE LIMITED</w:t>
-      </w:r>
-    </w:p>
-    <w:p>
-      <w:pPr>
-        <w:spacing w:before="0" w:after="0"/>
-        <w:jc w:val="left"/>
-      </w:pPr>
-      <w:r>
-        <w:rPr>
-          <w:rFonts w:ascii="Adani" w:hAnsi="Adani"/>
-          <w:b w:val="0"/>
-          <w:sz w:val="20"/>
-          <w:u w:val="none"/>
-        </w:rPr>
-        <w:t>SHANTI SAGAR INTERNATIONAL DREDGING LIMITED</w:t>
-      </w:r>
-    </w:p>
-    <w:p>
-      <w:pPr>
-        <w:spacing w:before="0" w:after="0"/>
-        <w:jc w:val="left"/>
-      </w:pPr>
-      <w:r>
-        <w:rPr>
-          <w:rFonts w:ascii="Adani" w:hAnsi="Adani"/>
-          <w:b w:val="0"/>
-          <w:sz w:val="20"/>
-          <w:u w:val="none"/>
-        </w:rPr>
-        <w:t>HDC BULK TERMINAL LIMITED</w:t>
-      </w:r>
-    </w:p>
-    <w:p>
-      <w:pPr>
-        <w:spacing w:before="0" w:after="0"/>
-        <w:jc w:val="left"/>
-      </w:pPr>
-      <w:r>
-        <w:rPr>
-          <w:rFonts w:ascii="Adani" w:hAnsi="Adani"/>
-          <w:b w:val="0"/>
-          <w:sz w:val="20"/>
-          <w:u w:val="none"/>
-        </w:rPr>
-        <w:t>ADANI ENNORE CONTAINER TERMINAL PRIVATE LIMITED</w:t>
-      </w:r>
-    </w:p>
-    <w:p>
-      <w:pPr>
-        <w:spacing w:before="0" w:after="0"/>
-        <w:jc w:val="left"/>
-      </w:pPr>
-      <w:r>
-        <w:rPr>
-          <w:rFonts w:ascii="Adani" w:hAnsi="Adani"/>
-          <w:b w:val="0"/>
-          <w:sz w:val="20"/>
-          <w:u w:val="none"/>
-        </w:rPr>
-        <w:t>ADANI MURMUGAO PORT TERMINAL PRIVATE LIMITED</w:t>
-      </w:r>
-    </w:p>
-    <w:p>
-      <w:pPr>
-        <w:spacing w:before="0" w:after="0"/>
-        <w:jc w:val="left"/>
-      </w:pPr>
-      <w:r>
-        <w:rPr>
-          <w:rFonts w:ascii="Adani" w:hAnsi="Adani"/>
-          <w:b w:val="0"/>
-          <w:sz w:val="20"/>
-          <w:u w:val="none"/>
-        </w:rPr>
-        <w:t>ADANI CMA MUNDRA TERMINAL PRIVATE LIMITED</w:t>
-      </w:r>
-    </w:p>
-    <w:p>
-      <w:pPr>
-        <w:spacing w:before="0" w:after="0"/>
-        <w:jc w:val="left"/>
-      </w:pPr>
-      <w:r>
-        <w:rPr>
-          <w:rFonts w:ascii="Adani" w:hAnsi="Adani"/>
-          <w:b w:val="0"/>
-          <w:sz w:val="20"/>
-          <w:u w:val="none"/>
-        </w:rPr>
-        <w:t>ADANI PETRONET (DAHEJ) PORT LIMITED</w:t>
-      </w:r>
-    </w:p>
-    <w:p>
-      <w:pPr>
-        <w:spacing w:before="0" w:after="0"/>
-        <w:jc w:val="left"/>
-      </w:pPr>
-      <w:r>
-        <w:rPr>
-          <w:rFonts w:ascii="Adani" w:hAnsi="Adani"/>
-          <w:b w:val="0"/>
-          <w:sz w:val="20"/>
-          <w:u w:val="none"/>
-        </w:rPr>
-        <w:t>ADANI HAZIRA PORT LIMITED</w:t>
-      </w:r>
-    </w:p>
-    <w:p>
-      <w:pPr>
-        <w:spacing w:before="0" w:after="0"/>
-        <w:jc w:val="left"/>
-      </w:pPr>
-      <w:r>
-        <w:rPr>
-          <w:rFonts w:ascii="Adani" w:hAnsi="Adani"/>
-          <w:b w:val="0"/>
-          <w:sz w:val="20"/>
-          <w:u w:val="none"/>
-        </w:rPr>
-        <w:t>ADANI LOGISTICS LIMITED</w:t>
-      </w:r>
-    </w:p>
-    <w:p>
-      <w:pPr>
-        <w:spacing w:before="0" w:after="0"/>
-        <w:jc w:val="left"/>
-      </w:pPr>
-      <w:r>
-        <w:rPr>
-          <w:rFonts w:ascii="Adani" w:hAnsi="Adani"/>
-          <w:b w:val="0"/>
-          <w:sz w:val="20"/>
-          <w:u w:val="none"/>
-        </w:rPr>
-        <w:t>THE DHAMRA PORT COMPANY LIMITED</w:t>
-      </w:r>
-    </w:p>
-    <w:p>
-      <w:pPr>
-        <w:spacing w:before="0" w:after="0"/>
-        <w:jc w:val="left"/>
-      </w:pPr>
-      <w:r>
-        <w:rPr>
-          <w:rFonts w:ascii="Adani" w:hAnsi="Adani"/>
-          <w:b w:val="0"/>
-          <w:sz w:val="20"/>
-          <w:u w:val="none"/>
-        </w:rPr>
-        <w:t>DHOLERA PORT AND SPECIAL ECONOMIC ZONE LIMITED</w:t>
-      </w:r>
-    </w:p>
-    <w:p>
-      <w:pPr>
-        <w:spacing w:before="0" w:after="0"/>
-        <w:jc w:val="left"/>
-      </w:pPr>
-      <w:r>
-        <w:rPr>
-          <w:rFonts w:ascii="Adani" w:hAnsi="Adani"/>
-          <w:b w:val="0"/>
-          <w:sz w:val="20"/>
-          <w:u w:val="none"/>
-        </w:rPr>
-        <w:t>DHOLERA INFRASTRUCTURE PRIVATE LIMITED</w:t>
-      </w:r>
-    </w:p>
-    <w:p>
-      <w:pPr>
-        <w:spacing w:before="0" w:after="0"/>
-        <w:jc w:val="left"/>
-      </w:pPr>
-      <w:r>
-        <w:rPr>
-          <w:rFonts w:ascii="Adani" w:hAnsi="Adani"/>
-          <w:b w:val="0"/>
-          <w:sz w:val="20"/>
-          <w:u w:val="none"/>
-        </w:rPr>
-        <w:t>ADANI KANDLA BULK TERMINAL PRIVATE LIMITED</w:t>
-      </w:r>
-    </w:p>
-    <w:p>
-      <w:pPr>
-        <w:spacing w:before="0" w:after="0"/>
-        <w:jc w:val="left"/>
-      </w:pPr>
-      <w:r>
-        <w:rPr>
-          <w:rFonts w:ascii="Adani" w:hAnsi="Adani"/>
-          <w:b w:val="0"/>
-          <w:sz w:val="20"/>
-          <w:u w:val="none"/>
-        </w:rPr>
-        <w:t>MUNDRA INTERNATIONAL AIRPORT LIMITED</w:t>
-      </w:r>
-    </w:p>
-    <w:p>
-      <w:pPr>
-        <w:spacing w:before="0" w:after="0"/>
-        <w:jc w:val="left"/>
-      </w:pPr>
-      <w:r>
-        <w:rPr>
-          <w:rFonts w:ascii="Adani" w:hAnsi="Adani"/>
-          <w:b w:val="0"/>
-          <w:sz w:val="20"/>
-          <w:u w:val="none"/>
-        </w:rPr>
-        <w:t>KUTCH RAILWAY COMPANY LIMITED</w:t>
-      </w:r>
-    </w:p>
-    <w:p>
-      <w:pPr>
         <w:spacing w:before="0" w:after="160"/>
         <w:jc w:val="left"/>
       </w:pPr>
       <w:r>
         <w:rPr>
           <w:rFonts w:ascii="Adani" w:hAnsi="Adani"/>
-          <w:b w:val="0"/>
+          <w:b/>
           <w:sz w:val="20"/>
           <w:u w:val="none"/>
         </w:rPr>
-        <w:t>ADANI INTERNATIONAL CONTAINER TERMINAL PRIVATE LIMITED</w:t>
+        <w:t>ADANI LOGISTICS LIMITED</w:t>
       </w:r>
     </w:p>
     <w:p>
@@ -1040,148 +815,6 @@
                 <w:sz w:val="18"/>
                 <w:u w:val="none"/>
               </w:rPr>
-              <w:t>ADANI ENNORE CONTAINER TERMINAL PRIVATE LIMITED</w:t>
-            </w:r>
-          </w:p>
-        </w:tc>
-        <w:tc>
-          <w:tcPr>
-            <w:tcW w:type="dxa" w:w="1814"/>
-            <w:shd w:val="clear" w:color="auto" w:fill="FFFFFF"/>
-            <w:tcBorders>
-              <w:top w:val="single" w:sz="4" w:space="0" w:color="000000"/>
-              <w:left w:val="single" w:sz="4" w:space="0" w:color="000000"/>
-              <w:bottom w:val="single" w:sz="4" w:space="0" w:color="000000"/>
-              <w:right w:val="single" w:sz="4" w:space="0" w:color="000000"/>
-            </w:tcBorders>
-            <w:vAlign w:val="center"/>
-          </w:tcPr>
-          <w:p>
-            <w:pPr>
-              <w:spacing w:before="40" w:after="40"/>
-              <w:jc w:val="left"/>
-            </w:pPr>
-            <w:r>
-              <w:rPr>
-                <w:rFonts w:ascii="Adani" w:hAnsi="Adani"/>
-                <w:b w:val="0"/>
-                <w:sz w:val="18"/>
-                <w:u w:val="none"/>
-              </w:rPr>
-              <w:t>Director</w:t>
-            </w:r>
-          </w:p>
-        </w:tc>
-        <w:tc>
-          <w:tcPr>
-            <w:tcW w:type="dxa" w:w="1020"/>
-            <w:shd w:val="clear" w:color="auto" w:fill="FFFFFF"/>
-            <w:tcBorders>
-              <w:top w:val="single" w:sz="4" w:space="0" w:color="000000"/>
-              <w:left w:val="single" w:sz="4" w:space="0" w:color="000000"/>
-              <w:bottom w:val="single" w:sz="4" w:space="0" w:color="000000"/>
-              <w:right w:val="single" w:sz="4" w:space="0" w:color="000000"/>
-            </w:tcBorders>
-            <w:vAlign w:val="center"/>
-          </w:tcPr>
-          <w:p>
-            <w:pPr>
-              <w:spacing w:before="40" w:after="40"/>
-              <w:jc w:val="left"/>
-            </w:pPr>
-            <w:r>
-              <w:rPr>
-                <w:rFonts w:ascii="Adani" w:hAnsi="Adani"/>
-                <w:b w:val="0"/>
-                <w:sz w:val="18"/>
-                <w:u w:val="none"/>
-              </w:rPr>
-              <w:t>NIL</w:t>
-            </w:r>
-          </w:p>
-        </w:tc>
-        <w:tc>
-          <w:tcPr>
-            <w:tcW w:type="dxa" w:w="1247"/>
-            <w:shd w:val="clear" w:color="auto" w:fill="FFFFFF"/>
-            <w:tcBorders>
-              <w:top w:val="single" w:sz="4" w:space="0" w:color="000000"/>
-              <w:left w:val="single" w:sz="4" w:space="0" w:color="000000"/>
-              <w:bottom w:val="single" w:sz="4" w:space="0" w:color="000000"/>
-              <w:right w:val="single" w:sz="4" w:space="0" w:color="000000"/>
-            </w:tcBorders>
-            <w:vAlign w:val="center"/>
-          </w:tcPr>
-          <w:p>
-            <w:pPr>
-              <w:spacing w:before="40" w:after="40"/>
-              <w:jc w:val="left"/>
-            </w:pPr>
-            <w:r>
-              <w:rPr>
-                <w:rFonts w:ascii="Adani" w:hAnsi="Adani"/>
-                <w:b w:val="0"/>
-                <w:sz w:val="18"/>
-                <w:u w:val="none"/>
-              </w:rPr>
-              <w:t>19/05/2021</w:t>
-            </w:r>
-          </w:p>
-        </w:tc>
-      </w:tr>
-      <w:tr>
-        <w:tc>
-          <w:tcPr>
-            <w:tcW w:type="dxa" w:w="680"/>
-            <w:shd w:val="clear" w:color="auto" w:fill="FFFFFF"/>
-            <w:tcBorders>
-              <w:top w:val="single" w:sz="4" w:space="0" w:color="000000"/>
-              <w:left w:val="single" w:sz="4" w:space="0" w:color="000000"/>
-              <w:bottom w:val="single" w:sz="4" w:space="0" w:color="000000"/>
-              <w:right w:val="single" w:sz="4" w:space="0" w:color="000000"/>
-            </w:tcBorders>
-            <w:vAlign w:val="center"/>
-          </w:tcPr>
-          <w:p>
-            <w:pPr>
-              <w:spacing w:before="40" w:after="40"/>
-              <w:jc w:val="left"/>
-            </w:pPr>
-            <w:r>
-              <w:rPr>
-                <w:rFonts w:ascii="Adani" w:hAnsi="Adani"/>
-                <w:b w:val="0"/>
-                <w:sz w:val="18"/>
-                <w:u w:val="none"/>
-              </w:rPr>
-              <w:t>5</w:t>
-            </w:r>
-          </w:p>
-        </w:tc>
-        <w:tc>
-          <w:tcPr>
-            <w:tcW w:type="dxa" w:w="3969"/>
-            <w:shd w:val="clear" w:color="auto" w:fill="FFFFFF"/>
-            <w:tcBorders>
-              <w:top w:val="single" w:sz="4" w:space="0" w:color="000000"/>
-              <w:left w:val="single" w:sz="4" w:space="0" w:color="000000"/>
-              <w:bottom w:val="single" w:sz="4" w:space="0" w:color="000000"/>
-              <w:right w:val="single" w:sz="4" w:space="0" w:color="000000"/>
-            </w:tcBorders>
-            <w:vAlign w:val="center"/>
-          </w:tcPr>
-          <w:p>
-            <w:pPr>
-              <w:spacing w:before="40" w:after="40"/>
-              <w:jc w:val="left"/>
-            </w:pPr>
-            <w:r>
-              <w:rPr>
-                <w:rFonts w:ascii="Adani" w:hAnsi="Adani"/>
-                <w:b w:val="0"/>
-                <w:sz w:val="18"/>
-                <w:u w:val="none"/>
-              </w:rPr>
               <w:t>ADANI MURMUGAO PORT TERMINAL PRIVATE LIMITED</w:t>
             </w:r>
           </w:p>
@@ -1296,433 +929,7 @@
                 <w:sz w:val="18"/>
                 <w:u w:val="none"/>
               </w:rPr>
-              <w:t>6</w:t>
-            </w:r>
-          </w:p>
-        </w:tc>
-        <w:tc>
-          <w:tcPr>
-            <w:tcW w:type="dxa" w:w="3969"/>
-            <w:shd w:val="clear" w:color="auto" w:fill="FFFFFF"/>
-            <w:tcBorders>
-              <w:top w:val="single" w:sz="4" w:space="0" w:color="000000"/>
-              <w:left w:val="single" w:sz="4" w:space="0" w:color="000000"/>
-              <w:bottom w:val="single" w:sz="4" w:space="0" w:color="000000"/>
-              <w:right w:val="single" w:sz="4" w:space="0" w:color="000000"/>
-            </w:tcBorders>
-            <w:vAlign w:val="center"/>
-          </w:tcPr>
-          <w:p>
-            <w:pPr>
-              <w:spacing w:before="40" w:after="40"/>
-              <w:jc w:val="left"/>
-            </w:pPr>
-            <w:r>
-              <w:rPr>
-                <w:rFonts w:ascii="Adani" w:hAnsi="Adani"/>
-                <w:b w:val="0"/>
-                <w:sz w:val="18"/>
-                <w:u w:val="none"/>
-              </w:rPr>
-              <w:t>ADANI CMA MUNDRA TERMINAL PRIVATE LIMITED</w:t>
-            </w:r>
-          </w:p>
-        </w:tc>
-        <w:tc>
-          <w:tcPr>
-            <w:tcW w:type="dxa" w:w="1814"/>
-            <w:shd w:val="clear" w:color="auto" w:fill="FFFFFF"/>
-            <w:tcBorders>
-              <w:top w:val="single" w:sz="4" w:space="0" w:color="000000"/>
-              <w:left w:val="single" w:sz="4" w:space="0" w:color="000000"/>
-              <w:bottom w:val="single" w:sz="4" w:space="0" w:color="000000"/>
-              <w:right w:val="single" w:sz="4" w:space="0" w:color="000000"/>
-            </w:tcBorders>
-            <w:vAlign w:val="center"/>
-          </w:tcPr>
-          <w:p>
-            <w:pPr>
-              <w:spacing w:before="40" w:after="40"/>
-              <w:jc w:val="left"/>
-            </w:pPr>
-            <w:r>
-              <w:rPr>
-                <w:rFonts w:ascii="Adani" w:hAnsi="Adani"/>
-                <w:b w:val="0"/>
-                <w:sz w:val="18"/>
-                <w:u w:val="none"/>
-              </w:rPr>
-              <w:t>Director</w:t>
-            </w:r>
-          </w:p>
-        </w:tc>
-        <w:tc>
-          <w:tcPr>
-            <w:tcW w:type="dxa" w:w="1020"/>
-            <w:shd w:val="clear" w:color="auto" w:fill="FFFFFF"/>
-            <w:tcBorders>
-              <w:top w:val="single" w:sz="4" w:space="0" w:color="000000"/>
-              <w:left w:val="single" w:sz="4" w:space="0" w:color="000000"/>
-              <w:bottom w:val="single" w:sz="4" w:space="0" w:color="000000"/>
-              <w:right w:val="single" w:sz="4" w:space="0" w:color="000000"/>
-            </w:tcBorders>
-            <w:vAlign w:val="center"/>
-          </w:tcPr>
-          <w:p>
-            <w:pPr>
-              <w:spacing w:before="40" w:after="40"/>
-              <w:jc w:val="left"/>
-            </w:pPr>
-            <w:r>
-              <w:rPr>
-                <w:rFonts w:ascii="Adani" w:hAnsi="Adani"/>
-                <w:b w:val="0"/>
-                <w:sz w:val="18"/>
-                <w:u w:val="none"/>
-              </w:rPr>
-              <w:t>NIL</w:t>
-            </w:r>
-          </w:p>
-        </w:tc>
-        <w:tc>
-          <w:tcPr>
-            <w:tcW w:type="dxa" w:w="1247"/>
-            <w:shd w:val="clear" w:color="auto" w:fill="FFFFFF"/>
-            <w:tcBorders>
-              <w:top w:val="single" w:sz="4" w:space="0" w:color="000000"/>
-              <w:left w:val="single" w:sz="4" w:space="0" w:color="000000"/>
-              <w:bottom w:val="single" w:sz="4" w:space="0" w:color="000000"/>
-              <w:right w:val="single" w:sz="4" w:space="0" w:color="000000"/>
-            </w:tcBorders>
-            <w:vAlign w:val="center"/>
-          </w:tcPr>
-          <w:p>
-            <w:pPr>
-              <w:spacing w:before="40" w:after="40"/>
-              <w:jc w:val="left"/>
-            </w:pPr>
-            <w:r>
-              <w:rPr>
-                <w:rFonts w:ascii="Adani" w:hAnsi="Adani"/>
-                <w:b w:val="0"/>
-                <w:sz w:val="18"/>
-                <w:u w:val="none"/>
-              </w:rPr>
-              <w:t>13/04/2018</w:t>
-            </w:r>
-          </w:p>
-        </w:tc>
-      </w:tr>
-      <w:tr>
-        <w:tc>
-          <w:tcPr>
-            <w:tcW w:type="dxa" w:w="680"/>
-            <w:shd w:val="clear" w:color="auto" w:fill="FFFFFF"/>
-            <w:tcBorders>
-              <w:top w:val="single" w:sz="4" w:space="0" w:color="000000"/>
-              <w:left w:val="single" w:sz="4" w:space="0" w:color="000000"/>
-              <w:bottom w:val="single" w:sz="4" w:space="0" w:color="000000"/>
-              <w:right w:val="single" w:sz="4" w:space="0" w:color="000000"/>
-            </w:tcBorders>
-            <w:vAlign w:val="center"/>
-          </w:tcPr>
-          <w:p>
-            <w:pPr>
-              <w:spacing w:before="40" w:after="40"/>
-              <w:jc w:val="left"/>
-            </w:pPr>
-            <w:r>
-              <w:rPr>
-                <w:rFonts w:ascii="Adani" w:hAnsi="Adani"/>
-                <w:b w:val="0"/>
-                <w:sz w:val="18"/>
-                <w:u w:val="none"/>
-              </w:rPr>
-              <w:t>7</w:t>
-            </w:r>
-          </w:p>
-        </w:tc>
-        <w:tc>
-          <w:tcPr>
-            <w:tcW w:type="dxa" w:w="3969"/>
-            <w:shd w:val="clear" w:color="auto" w:fill="FFFFFF"/>
-            <w:tcBorders>
-              <w:top w:val="single" w:sz="4" w:space="0" w:color="000000"/>
-              <w:left w:val="single" w:sz="4" w:space="0" w:color="000000"/>
-              <w:bottom w:val="single" w:sz="4" w:space="0" w:color="000000"/>
-              <w:right w:val="single" w:sz="4" w:space="0" w:color="000000"/>
-            </w:tcBorders>
-            <w:vAlign w:val="center"/>
-          </w:tcPr>
-          <w:p>
-            <w:pPr>
-              <w:spacing w:before="40" w:after="40"/>
-              <w:jc w:val="left"/>
-            </w:pPr>
-            <w:r>
-              <w:rPr>
-                <w:rFonts w:ascii="Adani" w:hAnsi="Adani"/>
-                <w:b w:val="0"/>
-                <w:sz w:val="18"/>
-                <w:u w:val="none"/>
-              </w:rPr>
-              <w:t>ADANI PETRONET (DAHEJ) PORT LIMITED</w:t>
-            </w:r>
-          </w:p>
-        </w:tc>
-        <w:tc>
-          <w:tcPr>
-            <w:tcW w:type="dxa" w:w="1814"/>
-            <w:shd w:val="clear" w:color="auto" w:fill="FFFFFF"/>
-            <w:tcBorders>
-              <w:top w:val="single" w:sz="4" w:space="0" w:color="000000"/>
-              <w:left w:val="single" w:sz="4" w:space="0" w:color="000000"/>
-              <w:bottom w:val="single" w:sz="4" w:space="0" w:color="000000"/>
-              <w:right w:val="single" w:sz="4" w:space="0" w:color="000000"/>
-            </w:tcBorders>
-            <w:vAlign w:val="center"/>
-          </w:tcPr>
-          <w:p>
-            <w:pPr>
-              <w:spacing w:before="40" w:after="40"/>
-              <w:jc w:val="left"/>
-            </w:pPr>
-            <w:r>
-              <w:rPr>
-                <w:rFonts w:ascii="Adani" w:hAnsi="Adani"/>
-                <w:b w:val="0"/>
-                <w:sz w:val="18"/>
-                <w:u w:val="none"/>
-              </w:rPr>
-              <w:t>Managing Director</w:t>
-            </w:r>
-          </w:p>
-        </w:tc>
-        <w:tc>
-          <w:tcPr>
-            <w:tcW w:type="dxa" w:w="1020"/>
-            <w:shd w:val="clear" w:color="auto" w:fill="FFFFFF"/>
-            <w:tcBorders>
-              <w:top w:val="single" w:sz="4" w:space="0" w:color="000000"/>
-              <w:left w:val="single" w:sz="4" w:space="0" w:color="000000"/>
-              <w:bottom w:val="single" w:sz="4" w:space="0" w:color="000000"/>
-              <w:right w:val="single" w:sz="4" w:space="0" w:color="000000"/>
-            </w:tcBorders>
-            <w:vAlign w:val="center"/>
-          </w:tcPr>
-          <w:p>
-            <w:pPr>
-              <w:spacing w:before="40" w:after="40"/>
-              <w:jc w:val="left"/>
-            </w:pPr>
-            <w:r>
-              <w:rPr>
-                <w:rFonts w:ascii="Adani" w:hAnsi="Adani"/>
-                <w:b w:val="0"/>
-                <w:sz w:val="18"/>
-                <w:u w:val="none"/>
-              </w:rPr>
-              <w:t>NIL</w:t>
-            </w:r>
-          </w:p>
-        </w:tc>
-        <w:tc>
-          <w:tcPr>
-            <w:tcW w:type="dxa" w:w="1247"/>
-            <w:shd w:val="clear" w:color="auto" w:fill="FFFFFF"/>
-            <w:tcBorders>
-              <w:top w:val="single" w:sz="4" w:space="0" w:color="000000"/>
-              <w:left w:val="single" w:sz="4" w:space="0" w:color="000000"/>
-              <w:bottom w:val="single" w:sz="4" w:space="0" w:color="000000"/>
-              <w:right w:val="single" w:sz="4" w:space="0" w:color="000000"/>
-            </w:tcBorders>
-            <w:vAlign w:val="center"/>
-          </w:tcPr>
-          <w:p>
-            <w:pPr>
-              <w:spacing w:before="40" w:after="40"/>
-              <w:jc w:val="left"/>
-            </w:pPr>
-            <w:r>
-              <w:rPr>
-                <w:rFonts w:ascii="Adani" w:hAnsi="Adani"/>
-                <w:b w:val="0"/>
-                <w:sz w:val="18"/>
-                <w:u w:val="none"/>
-              </w:rPr>
-              <w:t>29/07/2017</w:t>
-            </w:r>
-          </w:p>
-        </w:tc>
-      </w:tr>
-      <w:tr>
-        <w:tc>
-          <w:tcPr>
-            <w:tcW w:type="dxa" w:w="680"/>
-            <w:shd w:val="clear" w:color="auto" w:fill="FFFFFF"/>
-            <w:tcBorders>
-              <w:top w:val="single" w:sz="4" w:space="0" w:color="000000"/>
-              <w:left w:val="single" w:sz="4" w:space="0" w:color="000000"/>
-              <w:bottom w:val="single" w:sz="4" w:space="0" w:color="000000"/>
-              <w:right w:val="single" w:sz="4" w:space="0" w:color="000000"/>
-            </w:tcBorders>
-            <w:vAlign w:val="center"/>
-          </w:tcPr>
-          <w:p>
-            <w:pPr>
-              <w:spacing w:before="40" w:after="40"/>
-              <w:jc w:val="left"/>
-            </w:pPr>
-            <w:r>
-              <w:rPr>
-                <w:rFonts w:ascii="Adani" w:hAnsi="Adani"/>
-                <w:b w:val="0"/>
-                <w:sz w:val="18"/>
-                <w:u w:val="none"/>
-              </w:rPr>
-              <w:t>8</w:t>
-            </w:r>
-          </w:p>
-        </w:tc>
-        <w:tc>
-          <w:tcPr>
-            <w:tcW w:type="dxa" w:w="3969"/>
-            <w:shd w:val="clear" w:color="auto" w:fill="FFFFFF"/>
-            <w:tcBorders>
-              <w:top w:val="single" w:sz="4" w:space="0" w:color="000000"/>
-              <w:left w:val="single" w:sz="4" w:space="0" w:color="000000"/>
-              <w:bottom w:val="single" w:sz="4" w:space="0" w:color="000000"/>
-              <w:right w:val="single" w:sz="4" w:space="0" w:color="000000"/>
-            </w:tcBorders>
-            <w:vAlign w:val="center"/>
-          </w:tcPr>
-          <w:p>
-            <w:pPr>
-              <w:spacing w:before="40" w:after="40"/>
-              <w:jc w:val="left"/>
-            </w:pPr>
-            <w:r>
-              <w:rPr>
-                <w:rFonts w:ascii="Adani" w:hAnsi="Adani"/>
-                <w:b w:val="0"/>
-                <w:sz w:val="18"/>
-                <w:u w:val="none"/>
-              </w:rPr>
-              <w:t>ADANI HAZIRA PORT LIMITED</w:t>
-            </w:r>
-          </w:p>
-        </w:tc>
-        <w:tc>
-          <w:tcPr>
-            <w:tcW w:type="dxa" w:w="1814"/>
-            <w:shd w:val="clear" w:color="auto" w:fill="FFFFFF"/>
-            <w:tcBorders>
-              <w:top w:val="single" w:sz="4" w:space="0" w:color="000000"/>
-              <w:left w:val="single" w:sz="4" w:space="0" w:color="000000"/>
-              <w:bottom w:val="single" w:sz="4" w:space="0" w:color="000000"/>
-              <w:right w:val="single" w:sz="4" w:space="0" w:color="000000"/>
-            </w:tcBorders>
-            <w:vAlign w:val="center"/>
-          </w:tcPr>
-          <w:p>
-            <w:pPr>
-              <w:spacing w:before="40" w:after="40"/>
-              <w:jc w:val="left"/>
-            </w:pPr>
-            <w:r>
-              <w:rPr>
-                <w:rFonts w:ascii="Adani" w:hAnsi="Adani"/>
-                <w:b w:val="0"/>
-                <w:sz w:val="18"/>
-                <w:u w:val="none"/>
-              </w:rPr>
-              <w:t>Director</w:t>
-            </w:r>
-          </w:p>
-        </w:tc>
-        <w:tc>
-          <w:tcPr>
-            <w:tcW w:type="dxa" w:w="1020"/>
-            <w:shd w:val="clear" w:color="auto" w:fill="FFFFFF"/>
-            <w:tcBorders>
-              <w:top w:val="single" w:sz="4" w:space="0" w:color="000000"/>
-              <w:left w:val="single" w:sz="4" w:space="0" w:color="000000"/>
-              <w:bottom w:val="single" w:sz="4" w:space="0" w:color="000000"/>
-              <w:right w:val="single" w:sz="4" w:space="0" w:color="000000"/>
-            </w:tcBorders>
-            <w:vAlign w:val="center"/>
-          </w:tcPr>
-          <w:p>
-            <w:pPr>
-              <w:spacing w:before="40" w:after="40"/>
-              <w:jc w:val="left"/>
-            </w:pPr>
-            <w:r>
-              <w:rPr>
-                <w:rFonts w:ascii="Adani" w:hAnsi="Adani"/>
-                <w:b w:val="0"/>
-                <w:sz w:val="18"/>
-                <w:u w:val="none"/>
-              </w:rPr>
-              <w:t>NIL</w:t>
-            </w:r>
-          </w:p>
-        </w:tc>
-        <w:tc>
-          <w:tcPr>
-            <w:tcW w:type="dxa" w:w="1247"/>
-            <w:shd w:val="clear" w:color="auto" w:fill="FFFFFF"/>
-            <w:tcBorders>
-              <w:top w:val="single" w:sz="4" w:space="0" w:color="000000"/>
-              <w:left w:val="single" w:sz="4" w:space="0" w:color="000000"/>
-              <w:bottom w:val="single" w:sz="4" w:space="0" w:color="000000"/>
-              <w:right w:val="single" w:sz="4" w:space="0" w:color="000000"/>
-            </w:tcBorders>
-            <w:vAlign w:val="center"/>
-          </w:tcPr>
-          <w:p>
-            <w:pPr>
-              <w:spacing w:before="40" w:after="40"/>
-              <w:jc w:val="left"/>
-            </w:pPr>
-            <w:r>
-              <w:rPr>
-                <w:rFonts w:ascii="Adani" w:hAnsi="Adani"/>
-                <w:b w:val="0"/>
-                <w:sz w:val="18"/>
-                <w:u w:val="none"/>
-              </w:rPr>
-              <w:t>11/05/2017</w:t>
-            </w:r>
-          </w:p>
-        </w:tc>
-      </w:tr>
-      <w:tr>
-        <w:tc>
-          <w:tcPr>
-            <w:tcW w:type="dxa" w:w="680"/>
-            <w:shd w:val="clear" w:color="auto" w:fill="FFFFFF"/>
-            <w:tcBorders>
-              <w:top w:val="single" w:sz="4" w:space="0" w:color="000000"/>
-              <w:left w:val="single" w:sz="4" w:space="0" w:color="000000"/>
-              <w:bottom w:val="single" w:sz="4" w:space="0" w:color="000000"/>
-              <w:right w:val="single" w:sz="4" w:space="0" w:color="000000"/>
-            </w:tcBorders>
-            <w:vAlign w:val="center"/>
-          </w:tcPr>
-          <w:p>
-            <w:pPr>
-              <w:spacing w:before="40" w:after="40"/>
-              <w:jc w:val="left"/>
-            </w:pPr>
-            <w:r>
-              <w:rPr>
-                <w:rFonts w:ascii="Adani" w:hAnsi="Adani"/>
-                <w:b w:val="0"/>
-                <w:sz w:val="18"/>
-                <w:u w:val="none"/>
-              </w:rPr>
-              <w:t>9</w:t>
+              <w:t>5</w:t>
             </w:r>
           </w:p>
         </w:tc>
@@ -1864,149 +1071,7 @@
                 <w:sz w:val="18"/>
                 <w:u w:val="none"/>
               </w:rPr>
-              <w:t>10</w:t>
-            </w:r>
-          </w:p>
-        </w:tc>
-        <w:tc>
-          <w:tcPr>
-            <w:tcW w:type="dxa" w:w="3969"/>
-            <w:shd w:val="clear" w:color="auto" w:fill="FFFFFF"/>
-            <w:tcBorders>
-              <w:top w:val="single" w:sz="4" w:space="0" w:color="000000"/>
-              <w:left w:val="single" w:sz="4" w:space="0" w:color="000000"/>
-              <w:bottom w:val="single" w:sz="4" w:space="0" w:color="000000"/>
-              <w:right w:val="single" w:sz="4" w:space="0" w:color="000000"/>
-            </w:tcBorders>
-            <w:vAlign w:val="center"/>
-          </w:tcPr>
-          <w:p>
-            <w:pPr>
-              <w:spacing w:before="40" w:after="40"/>
-              <w:jc w:val="left"/>
-            </w:pPr>
-            <w:r>
-              <w:rPr>
-                <w:rFonts w:ascii="Adani" w:hAnsi="Adani"/>
-                <w:b w:val="0"/>
-                <w:sz w:val="18"/>
-                <w:u w:val="none"/>
-              </w:rPr>
-              <w:t>THE DHAMRA PORT COMPANY LIMITED</w:t>
-            </w:r>
-          </w:p>
-        </w:tc>
-        <w:tc>
-          <w:tcPr>
-            <w:tcW w:type="dxa" w:w="1814"/>
-            <w:shd w:val="clear" w:color="auto" w:fill="FFFFFF"/>
-            <w:tcBorders>
-              <w:top w:val="single" w:sz="4" w:space="0" w:color="000000"/>
-              <w:left w:val="single" w:sz="4" w:space="0" w:color="000000"/>
-              <w:bottom w:val="single" w:sz="4" w:space="0" w:color="000000"/>
-              <w:right w:val="single" w:sz="4" w:space="0" w:color="000000"/>
-            </w:tcBorders>
-            <w:vAlign w:val="center"/>
-          </w:tcPr>
-          <w:p>
-            <w:pPr>
-              <w:spacing w:before="40" w:after="40"/>
-              <w:jc w:val="left"/>
-            </w:pPr>
-            <w:r>
-              <w:rPr>
-                <w:rFonts w:ascii="Adani" w:hAnsi="Adani"/>
-                <w:b w:val="0"/>
-                <w:sz w:val="18"/>
-                <w:u w:val="none"/>
-              </w:rPr>
-              <w:t>Director</w:t>
-            </w:r>
-          </w:p>
-        </w:tc>
-        <w:tc>
-          <w:tcPr>
-            <w:tcW w:type="dxa" w:w="1020"/>
-            <w:shd w:val="clear" w:color="auto" w:fill="FFFFFF"/>
-            <w:tcBorders>
-              <w:top w:val="single" w:sz="4" w:space="0" w:color="000000"/>
-              <w:left w:val="single" w:sz="4" w:space="0" w:color="000000"/>
-              <w:bottom w:val="single" w:sz="4" w:space="0" w:color="000000"/>
-              <w:right w:val="single" w:sz="4" w:space="0" w:color="000000"/>
-            </w:tcBorders>
-            <w:vAlign w:val="center"/>
-          </w:tcPr>
-          <w:p>
-            <w:pPr>
-              <w:spacing w:before="40" w:after="40"/>
-              <w:jc w:val="left"/>
-            </w:pPr>
-            <w:r>
-              <w:rPr>
-                <w:rFonts w:ascii="Adani" w:hAnsi="Adani"/>
-                <w:b w:val="0"/>
-                <w:sz w:val="18"/>
-                <w:u w:val="none"/>
-              </w:rPr>
-              <w:t>NIL</w:t>
-            </w:r>
-          </w:p>
-        </w:tc>
-        <w:tc>
-          <w:tcPr>
-            <w:tcW w:type="dxa" w:w="1247"/>
-            <w:shd w:val="clear" w:color="auto" w:fill="FFFFFF"/>
-            <w:tcBorders>
-              <w:top w:val="single" w:sz="4" w:space="0" w:color="000000"/>
-              <w:left w:val="single" w:sz="4" w:space="0" w:color="000000"/>
-              <w:bottom w:val="single" w:sz="4" w:space="0" w:color="000000"/>
-              <w:right w:val="single" w:sz="4" w:space="0" w:color="000000"/>
-            </w:tcBorders>
-            <w:vAlign w:val="center"/>
-          </w:tcPr>
-          <w:p>
-            <w:pPr>
-              <w:spacing w:before="40" w:after="40"/>
-              <w:jc w:val="left"/>
-            </w:pPr>
-            <w:r>
-              <w:rPr>
-                <w:rFonts w:ascii="Adani" w:hAnsi="Adani"/>
-                <w:b w:val="0"/>
-                <w:sz w:val="18"/>
-                <w:u w:val="none"/>
-              </w:rPr>
-              <w:t>30/10/2015</w:t>
-            </w:r>
-          </w:p>
-        </w:tc>
-      </w:tr>
-      <w:tr>
-        <w:tc>
-          <w:tcPr>
-            <w:tcW w:type="dxa" w:w="680"/>
-            <w:shd w:val="clear" w:color="auto" w:fill="FFFFFF"/>
-            <w:tcBorders>
-              <w:top w:val="single" w:sz="4" w:space="0" w:color="000000"/>
-              <w:left w:val="single" w:sz="4" w:space="0" w:color="000000"/>
-              <w:bottom w:val="single" w:sz="4" w:space="0" w:color="000000"/>
-              <w:right w:val="single" w:sz="4" w:space="0" w:color="000000"/>
-            </w:tcBorders>
-            <w:vAlign w:val="center"/>
-          </w:tcPr>
-          <w:p>
-            <w:pPr>
-              <w:spacing w:before="40" w:after="40"/>
-              <w:jc w:val="left"/>
-            </w:pPr>
-            <w:r>
-              <w:rPr>
-                <w:rFonts w:ascii="Adani" w:hAnsi="Adani"/>
-                <w:b w:val="0"/>
-                <w:sz w:val="18"/>
-                <w:u w:val="none"/>
-              </w:rPr>
-              <w:t>11</w:t>
+              <w:t>6</w:t>
             </w:r>
           </w:p>
         </w:tc>
@@ -2148,7 +1213,7 @@
                 <w:sz w:val="18"/>
                 <w:u w:val="none"/>
               </w:rPr>
-              <w:t>12</w:t>
+              <w:t>7</w:t>
             </w:r>
           </w:p>
         </w:tc>
@@ -2290,149 +1355,7 @@
                 <w:sz w:val="18"/>
                 <w:u w:val="none"/>
               </w:rPr>
-              <w:t>13</w:t>
-            </w:r>
-          </w:p>
-        </w:tc>
-        <w:tc>
-          <w:tcPr>
-            <w:tcW w:type="dxa" w:w="3969"/>
-            <w:shd w:val="clear" w:color="auto" w:fill="FFFFFF"/>
-            <w:tcBorders>
-              <w:top w:val="single" w:sz="4" w:space="0" w:color="000000"/>
-              <w:left w:val="single" w:sz="4" w:space="0" w:color="000000"/>
-              <w:bottom w:val="single" w:sz="4" w:space="0" w:color="000000"/>
-              <w:right w:val="single" w:sz="4" w:space="0" w:color="000000"/>
-            </w:tcBorders>
-            <w:vAlign w:val="center"/>
-          </w:tcPr>
-          <w:p>
-            <w:pPr>
-              <w:spacing w:before="40" w:after="40"/>
-              <w:jc w:val="left"/>
-            </w:pPr>
-            <w:r>
-              <w:rPr>
-                <w:rFonts w:ascii="Adani" w:hAnsi="Adani"/>
-                <w:b w:val="0"/>
-                <w:sz w:val="18"/>
-                <w:u w:val="none"/>
-              </w:rPr>
-              <w:t>ADANI KANDLA BULK TERMINAL PRIVATE LIMITED</w:t>
-            </w:r>
-          </w:p>
-        </w:tc>
-        <w:tc>
-          <w:tcPr>
-            <w:tcW w:type="dxa" w:w="1814"/>
-            <w:shd w:val="clear" w:color="auto" w:fill="FFFFFF"/>
-            <w:tcBorders>
-              <w:top w:val="single" w:sz="4" w:space="0" w:color="000000"/>
-              <w:left w:val="single" w:sz="4" w:space="0" w:color="000000"/>
-              <w:bottom w:val="single" w:sz="4" w:space="0" w:color="000000"/>
-              <w:right w:val="single" w:sz="4" w:space="0" w:color="000000"/>
-            </w:tcBorders>
-            <w:vAlign w:val="center"/>
-          </w:tcPr>
-          <w:p>
-            <w:pPr>
-              <w:spacing w:before="40" w:after="40"/>
-              <w:jc w:val="left"/>
-            </w:pPr>
-            <w:r>
-              <w:rPr>
-                <w:rFonts w:ascii="Adani" w:hAnsi="Adani"/>
-                <w:b w:val="0"/>
-                <w:sz w:val="18"/>
-                <w:u w:val="none"/>
-              </w:rPr>
-              <w:t>Director</w:t>
-            </w:r>
-          </w:p>
-        </w:tc>
-        <w:tc>
-          <w:tcPr>
-            <w:tcW w:type="dxa" w:w="1020"/>
-            <w:shd w:val="clear" w:color="auto" w:fill="FFFFFF"/>
-            <w:tcBorders>
-              <w:top w:val="single" w:sz="4" w:space="0" w:color="000000"/>
-              <w:left w:val="single" w:sz="4" w:space="0" w:color="000000"/>
-              <w:bottom w:val="single" w:sz="4" w:space="0" w:color="000000"/>
-              <w:right w:val="single" w:sz="4" w:space="0" w:color="000000"/>
-            </w:tcBorders>
-            <w:vAlign w:val="center"/>
-          </w:tcPr>
-          <w:p>
-            <w:pPr>
-              <w:spacing w:before="40" w:after="40"/>
-              <w:jc w:val="left"/>
-            </w:pPr>
-            <w:r>
-              <w:rPr>
-                <w:rFonts w:ascii="Adani" w:hAnsi="Adani"/>
-                <w:b w:val="0"/>
-                <w:sz w:val="18"/>
-                <w:u w:val="none"/>
-              </w:rPr>
-              <w:t>NIL</w:t>
-            </w:r>
-          </w:p>
-        </w:tc>
-        <w:tc>
-          <w:tcPr>
-            <w:tcW w:type="dxa" w:w="1247"/>
-            <w:shd w:val="clear" w:color="auto" w:fill="FFFFFF"/>
-            <w:tcBorders>
-              <w:top w:val="single" w:sz="4" w:space="0" w:color="000000"/>
-              <w:left w:val="single" w:sz="4" w:space="0" w:color="000000"/>
-              <w:bottom w:val="single" w:sz="4" w:space="0" w:color="000000"/>
-              <w:right w:val="single" w:sz="4" w:space="0" w:color="000000"/>
-            </w:tcBorders>
-            <w:vAlign w:val="center"/>
-          </w:tcPr>
-          <w:p>
-            <w:pPr>
-              <w:spacing w:before="40" w:after="40"/>
-              <w:jc w:val="left"/>
-            </w:pPr>
-            <w:r>
-              <w:rPr>
-                <w:rFonts w:ascii="Adani" w:hAnsi="Adani"/>
-                <w:b w:val="0"/>
-                <w:sz w:val="18"/>
-                <w:u w:val="none"/>
-              </w:rPr>
-              <w:t>13/05/2014</w:t>
-            </w:r>
-          </w:p>
-        </w:tc>
-      </w:tr>
-      <w:tr>
-        <w:tc>
-          <w:tcPr>
-            <w:tcW w:type="dxa" w:w="680"/>
-            <w:shd w:val="clear" w:color="auto" w:fill="FFFFFF"/>
-            <w:tcBorders>
-              <w:top w:val="single" w:sz="4" w:space="0" w:color="000000"/>
-              <w:left w:val="single" w:sz="4" w:space="0" w:color="000000"/>
-              <w:bottom w:val="single" w:sz="4" w:space="0" w:color="000000"/>
-              <w:right w:val="single" w:sz="4" w:space="0" w:color="000000"/>
-            </w:tcBorders>
-            <w:vAlign w:val="center"/>
-          </w:tcPr>
-          <w:p>
-            <w:pPr>
-              <w:spacing w:before="40" w:after="40"/>
-              <w:jc w:val="left"/>
-            </w:pPr>
-            <w:r>
-              <w:rPr>
-                <w:rFonts w:ascii="Adani" w:hAnsi="Adani"/>
-                <w:b w:val="0"/>
-                <w:sz w:val="18"/>
-                <w:u w:val="none"/>
-              </w:rPr>
-              <w:t>14</w:t>
+              <w:t>8</w:t>
             </w:r>
           </w:p>
         </w:tc>
@@ -2574,7 +1497,7 @@
                 <w:sz w:val="18"/>
                 <w:u w:val="none"/>
               </w:rPr>
-              <w:t>15</w:t>
+              <w:t>9</w:t>
             </w:r>
           </w:p>
         </w:tc>
@@ -2687,148 +1610,6 @@
                 <w:u w:val="none"/>
               </w:rPr>
               <w:t>04/11/2013</w:t>
-            </w:r>
-          </w:p>
-        </w:tc>
-      </w:tr>
-      <w:tr>
-        <w:tc>
-          <w:tcPr>
-            <w:tcW w:type="dxa" w:w="680"/>
-            <w:shd w:val="clear" w:color="auto" w:fill="FFFFFF"/>
-            <w:tcBorders>
-              <w:top w:val="single" w:sz="4" w:space="0" w:color="000000"/>
-              <w:left w:val="single" w:sz="4" w:space="0" w:color="000000"/>
-              <w:bottom w:val="single" w:sz="4" w:space="0" w:color="000000"/>
-              <w:right w:val="single" w:sz="4" w:space="0" w:color="000000"/>
-            </w:tcBorders>
-            <w:vAlign w:val="center"/>
-          </w:tcPr>
-          <w:p>
-            <w:pPr>
-              <w:spacing w:before="40" w:after="40"/>
-              <w:jc w:val="left"/>
-            </w:pPr>
-            <w:r>
-              <w:rPr>
-                <w:rFonts w:ascii="Adani" w:hAnsi="Adani"/>
-                <w:b w:val="0"/>
-                <w:sz w:val="18"/>
-                <w:u w:val="none"/>
-              </w:rPr>
-              <w:t>16</w:t>
-            </w:r>
-          </w:p>
-        </w:tc>
-        <w:tc>
-          <w:tcPr>
-            <w:tcW w:type="dxa" w:w="3969"/>
-            <w:shd w:val="clear" w:color="auto" w:fill="FFFFFF"/>
-            <w:tcBorders>
-              <w:top w:val="single" w:sz="4" w:space="0" w:color="000000"/>
-              <w:left w:val="single" w:sz="4" w:space="0" w:color="000000"/>
-              <w:bottom w:val="single" w:sz="4" w:space="0" w:color="000000"/>
-              <w:right w:val="single" w:sz="4" w:space="0" w:color="000000"/>
-            </w:tcBorders>
-            <w:vAlign w:val="center"/>
-          </w:tcPr>
-          <w:p>
-            <w:pPr>
-              <w:spacing w:before="40" w:after="40"/>
-              <w:jc w:val="left"/>
-            </w:pPr>
-            <w:r>
-              <w:rPr>
-                <w:rFonts w:ascii="Adani" w:hAnsi="Adani"/>
-                <w:b w:val="0"/>
-                <w:sz w:val="18"/>
-                <w:u w:val="none"/>
-              </w:rPr>
-              <w:t>ADANI INTERNATIONAL CONTAINER TERMINAL PRIVATE LIMITED</w:t>
-            </w:r>
-          </w:p>
-        </w:tc>
-        <w:tc>
-          <w:tcPr>
-            <w:tcW w:type="dxa" w:w="1814"/>
-            <w:shd w:val="clear" w:color="auto" w:fill="FFFFFF"/>
-            <w:tcBorders>
-              <w:top w:val="single" w:sz="4" w:space="0" w:color="000000"/>
-              <w:left w:val="single" w:sz="4" w:space="0" w:color="000000"/>
-              <w:bottom w:val="single" w:sz="4" w:space="0" w:color="000000"/>
-              <w:right w:val="single" w:sz="4" w:space="0" w:color="000000"/>
-            </w:tcBorders>
-            <w:vAlign w:val="center"/>
-          </w:tcPr>
-          <w:p>
-            <w:pPr>
-              <w:spacing w:before="40" w:after="40"/>
-              <w:jc w:val="left"/>
-            </w:pPr>
-            <w:r>
-              <w:rPr>
-                <w:rFonts w:ascii="Adani" w:hAnsi="Adani"/>
-                <w:b w:val="0"/>
-                <w:sz w:val="18"/>
-                <w:u w:val="none"/>
-              </w:rPr>
-              <w:t>Director</w:t>
-            </w:r>
-          </w:p>
-        </w:tc>
-        <w:tc>
-          <w:tcPr>
-            <w:tcW w:type="dxa" w:w="1020"/>
-            <w:shd w:val="clear" w:color="auto" w:fill="FFFFFF"/>
-            <w:tcBorders>
-              <w:top w:val="single" w:sz="4" w:space="0" w:color="000000"/>
-              <w:left w:val="single" w:sz="4" w:space="0" w:color="000000"/>
-              <w:bottom w:val="single" w:sz="4" w:space="0" w:color="000000"/>
-              <w:right w:val="single" w:sz="4" w:space="0" w:color="000000"/>
-            </w:tcBorders>
-            <w:vAlign w:val="center"/>
-          </w:tcPr>
-          <w:p>
-            <w:pPr>
-              <w:spacing w:before="40" w:after="40"/>
-              <w:jc w:val="left"/>
-            </w:pPr>
-            <w:r>
-              <w:rPr>
-                <w:rFonts w:ascii="Adani" w:hAnsi="Adani"/>
-                <w:b w:val="0"/>
-                <w:sz w:val="18"/>
-                <w:u w:val="none"/>
-              </w:rPr>
-              <w:t>NIL</w:t>
-            </w:r>
-          </w:p>
-        </w:tc>
-        <w:tc>
-          <w:tcPr>
-            <w:tcW w:type="dxa" w:w="1247"/>
-            <w:shd w:val="clear" w:color="auto" w:fill="FFFFFF"/>
-            <w:tcBorders>
-              <w:top w:val="single" w:sz="4" w:space="0" w:color="000000"/>
-              <w:left w:val="single" w:sz="4" w:space="0" w:color="000000"/>
-              <w:bottom w:val="single" w:sz="4" w:space="0" w:color="000000"/>
-              <w:right w:val="single" w:sz="4" w:space="0" w:color="000000"/>
-            </w:tcBorders>
-            <w:vAlign w:val="center"/>
-          </w:tcPr>
-          <w:p>
-            <w:pPr>
-              <w:spacing w:before="40" w:after="40"/>
-              <w:jc w:val="left"/>
-            </w:pPr>
-            <w:r>
-              <w:rPr>
-                <w:rFonts w:ascii="Adani" w:hAnsi="Adani"/>
-                <w:b w:val="0"/>
-                <w:sz w:val="18"/>
-                <w:u w:val="none"/>
-              </w:rPr>
-              <w:t>22/04/2011</w:t>
             </w:r>
           </w:p>
         </w:tc>
@@ -3065,7 +1846,7 @@
                 <w:sz w:val="18"/>
                 <w:u w:val="none"/>
               </w:rPr>
-              <w:t>Date:   07th May, 2026</w:t>
+              <w:t>Date:   15th May, 2026</w:t>
             </w:r>
           </w:p>
         </w:tc>
@@ -3331,174 +2112,441 @@
         <w:t>:</w:t>
       </w:r>
     </w:p>
-    <w:p>
-      <w:pPr>
-        <w:pStyle w:val="ListNumber"/>
-        <w:spacing w:before="0" w:after="40"/>
-        <w:ind w:left="720"/>
-      </w:pPr>
-      <w:r>
-        <w:rPr>
-          <w:rFonts w:ascii="Adani" w:hAnsi="Adani"/>
-          <w:b w:val="0"/>
-          <w:sz w:val="20"/>
-          <w:u w:val="none"/>
-        </w:rPr>
-        <w:t>Father</w:t>
-        <w:tab/>
-        <w:tab/>
-        <w:t>:</w:t>
-        <w:tab/>
-        <w:t>NIL</w:t>
-      </w:r>
-    </w:p>
-    <w:p>
-      <w:pPr>
-        <w:pStyle w:val="ListNumber"/>
-        <w:spacing w:before="0" w:after="40"/>
-        <w:ind w:left="720"/>
-      </w:pPr>
-      <w:r>
-        <w:rPr>
-          <w:rFonts w:ascii="Adani" w:hAnsi="Adani"/>
-          <w:b w:val="0"/>
-          <w:sz w:val="20"/>
-          <w:u w:val="none"/>
-        </w:rPr>
-        <w:t>Mother</w:t>
-        <w:tab/>
-        <w:tab/>
-        <w:t>:</w:t>
-        <w:tab/>
-        <w:t>NIL</w:t>
-      </w:r>
-    </w:p>
-    <w:p>
-      <w:pPr>
-        <w:pStyle w:val="ListNumber"/>
-        <w:spacing w:before="0" w:after="40"/>
-        <w:ind w:left="720"/>
-      </w:pPr>
-      <w:r>
-        <w:rPr>
-          <w:rFonts w:ascii="Adani" w:hAnsi="Adani"/>
-          <w:b w:val="0"/>
-          <w:sz w:val="20"/>
-          <w:u w:val="none"/>
-        </w:rPr>
-        <w:t>Son</w:t>
-        <w:tab/>
-        <w:tab/>
-        <w:t>:</w:t>
-        <w:tab/>
-        <w:t>NIL</w:t>
-      </w:r>
-    </w:p>
-    <w:p>
-      <w:pPr>
-        <w:pStyle w:val="ListNumber"/>
-        <w:spacing w:before="0" w:after="40"/>
-        <w:ind w:left="720"/>
-      </w:pPr>
-      <w:r>
-        <w:rPr>
-          <w:rFonts w:ascii="Adani" w:hAnsi="Adani"/>
-          <w:b w:val="0"/>
-          <w:sz w:val="20"/>
-          <w:u w:val="none"/>
-        </w:rPr>
-        <w:t>Son's Wife</w:t>
-        <w:tab/>
-        <w:tab/>
-        <w:t>:</w:t>
-        <w:tab/>
-        <w:t>NIL</w:t>
-      </w:r>
-    </w:p>
-    <w:p>
-      <w:pPr>
-        <w:pStyle w:val="ListNumber"/>
-        <w:spacing w:before="0" w:after="40"/>
-        <w:ind w:left="720"/>
-      </w:pPr>
-      <w:r>
-        <w:rPr>
-          <w:rFonts w:ascii="Adani" w:hAnsi="Adani"/>
-          <w:b w:val="0"/>
-          <w:sz w:val="20"/>
-          <w:u w:val="none"/>
-        </w:rPr>
-        <w:t>Daughter</w:t>
-        <w:tab/>
-        <w:tab/>
-        <w:t>:</w:t>
-        <w:tab/>
-        <w:t>NIL</w:t>
-      </w:r>
-    </w:p>
-    <w:p>
-      <w:pPr>
-        <w:pStyle w:val="ListNumber"/>
-        <w:spacing w:before="0" w:after="40"/>
-        <w:ind w:left="720"/>
-      </w:pPr>
-      <w:r>
-        <w:rPr>
-          <w:rFonts w:ascii="Adani" w:hAnsi="Adani"/>
-          <w:b w:val="0"/>
-          <w:sz w:val="20"/>
-          <w:u w:val="none"/>
-        </w:rPr>
-        <w:t>Daughter's Husband</w:t>
-        <w:tab/>
-        <w:tab/>
-        <w:t>:</w:t>
-        <w:tab/>
-        <w:t>NIL</w:t>
-      </w:r>
-    </w:p>
-    <w:p>
-      <w:pPr>
-        <w:pStyle w:val="ListNumber"/>
-        <w:spacing w:before="0" w:after="40"/>
-        <w:ind w:left="720"/>
-      </w:pPr>
-      <w:r>
-        <w:rPr>
-          <w:rFonts w:ascii="Adani" w:hAnsi="Adani"/>
-          <w:b w:val="0"/>
-          <w:sz w:val="20"/>
-          <w:u w:val="none"/>
-        </w:rPr>
-        <w:t>Brother</w:t>
-        <w:tab/>
-        <w:tab/>
-        <w:t>:</w:t>
-        <w:tab/>
-        <w:t>NIL</w:t>
-      </w:r>
-    </w:p>
-    <w:p>
-      <w:pPr>
-        <w:pStyle w:val="ListNumber"/>
-        <w:spacing w:before="0" w:after="40"/>
-        <w:ind w:left="720"/>
-      </w:pPr>
-      <w:r>
-        <w:rPr>
-          <w:rFonts w:ascii="Adani" w:hAnsi="Adani"/>
-          <w:b w:val="0"/>
-          <w:sz w:val="20"/>
-          <w:u w:val="none"/>
-        </w:rPr>
-        <w:t>Sister</w:t>
-        <w:tab/>
-        <w:tab/>
-        <w:t>:</w:t>
-        <w:tab/>
-        <w:t>NIL</w:t>
-      </w:r>
-    </w:p>
+    <w:tbl>
+      <w:tblPr>
+        <w:tblW w:type="auto" w:w="0"/>
+        <w:jc w:val="left"/>
+        <w:tblLook w:firstColumn="1" w:firstRow="1" w:lastColumn="0" w:lastRow="0" w:noHBand="0" w:noVBand="1" w:val="04A0"/>
+      </w:tblPr>
+      <w:tblGrid>
+        <w:gridCol w:w="4536"/>
+        <w:gridCol w:w="4536"/>
+      </w:tblGrid>
+      <w:tr>
+        <w:tc>
+          <w:tcPr>
+            <w:tcW w:type="dxa" w:w="4536"/>
+            <w:tcBorders>
+              <w:top w:val="none"/>
+              <w:bottom w:val="none"/>
+              <w:left w:val="none"/>
+              <w:right w:val="none"/>
+            </w:tcBorders>
+          </w:tcPr>
+          <w:p>
+            <w:pPr>
+              <w:ind w:left="720"/>
+            </w:pPr>
+            <w:r>
+              <w:rPr>
+                <w:rFonts w:ascii="Adani" w:hAnsi="Adani"/>
+                <w:b w:val="0"/>
+                <w:sz w:val="20"/>
+                <w:u w:val="none"/>
+              </w:rPr>
+              <w:t>1.</w:t>
+              <w:tab/>
+              <w:t>Father</w:t>
+              <w:tab/>
+              <w:t>:</w:t>
+            </w:r>
+          </w:p>
+        </w:tc>
+        <w:tc>
+          <w:tcPr>
+            <w:tcW w:type="dxa" w:w="4536"/>
+            <w:tcBorders>
+              <w:top w:val="none"/>
+              <w:bottom w:val="none"/>
+              <w:left w:val="none"/>
+              <w:right w:val="none"/>
+            </w:tcBorders>
+          </w:tcPr>
+          <w:p>
+            <w:r>
+              <w:rPr>
+                <w:rFonts w:ascii="Adani" w:hAnsi="Adani"/>
+                <w:b w:val="0"/>
+                <w:sz w:val="20"/>
+                <w:u w:val="none"/>
+              </w:rPr>
+              <w:t>NIL</w:t>
+            </w:r>
+          </w:p>
+        </w:tc>
+      </w:tr>
+      <w:tr>
+        <w:tc>
+          <w:tcPr>
+            <w:tcW w:type="dxa" w:w="4536"/>
+            <w:tcBorders>
+              <w:top w:val="none"/>
+              <w:bottom w:val="none"/>
+              <w:left w:val="none"/>
+              <w:right w:val="none"/>
+            </w:tcBorders>
+          </w:tcPr>
+          <w:p>
+            <w:pPr>
+              <w:ind w:left="720"/>
+            </w:pPr>
+            <w:r>
+              <w:rPr>
+                <w:rFonts w:ascii="Adani" w:hAnsi="Adani"/>
+                <w:b w:val="0"/>
+                <w:sz w:val="20"/>
+                <w:u w:val="none"/>
+              </w:rPr>
+              <w:t>2.</w:t>
+              <w:tab/>
+              <w:t>Mother</w:t>
+              <w:tab/>
+              <w:t>:</w:t>
+            </w:r>
+          </w:p>
+        </w:tc>
+        <w:tc>
+          <w:tcPr>
+            <w:tcW w:type="dxa" w:w="4536"/>
+            <w:tcBorders>
+              <w:top w:val="none"/>
+              <w:bottom w:val="none"/>
+              <w:left w:val="none"/>
+              <w:right w:val="none"/>
+            </w:tcBorders>
+          </w:tcPr>
+          <w:p>
+            <w:r>
+              <w:rPr>
+                <w:rFonts w:ascii="Adani" w:hAnsi="Adani"/>
+                <w:b w:val="0"/>
+                <w:sz w:val="20"/>
+                <w:u w:val="none"/>
+              </w:rPr>
+              <w:t>NIL</w:t>
+            </w:r>
+          </w:p>
+        </w:tc>
+      </w:tr>
+      <w:tr>
+        <w:tc>
+          <w:tcPr>
+            <w:tcW w:type="dxa" w:w="4536"/>
+            <w:tcBorders>
+              <w:top w:val="none"/>
+              <w:bottom w:val="none"/>
+              <w:left w:val="none"/>
+              <w:right w:val="none"/>
+            </w:tcBorders>
+          </w:tcPr>
+          <w:p>
+            <w:pPr>
+              <w:ind w:left="720"/>
+            </w:pPr>
+            <w:r>
+              <w:rPr>
+                <w:rFonts w:ascii="Adani" w:hAnsi="Adani"/>
+                <w:b w:val="0"/>
+                <w:sz w:val="20"/>
+                <w:u w:val="none"/>
+              </w:rPr>
+              <w:t>3.</w:t>
+              <w:tab/>
+              <w:t>Son</w:t>
+              <w:tab/>
+              <w:t>:</w:t>
+            </w:r>
+          </w:p>
+        </w:tc>
+        <w:tc>
+          <w:tcPr>
+            <w:tcW w:type="dxa" w:w="4536"/>
+            <w:tcBorders>
+              <w:top w:val="none"/>
+              <w:bottom w:val="none"/>
+              <w:left w:val="none"/>
+              <w:right w:val="none"/>
+            </w:tcBorders>
+          </w:tcPr>
+          <w:p>
+            <w:r>
+              <w:rPr>
+                <w:rFonts w:ascii="Adani" w:hAnsi="Adani"/>
+                <w:b w:val="0"/>
+                <w:sz w:val="20"/>
+                <w:u w:val="none"/>
+              </w:rPr>
+              <w:t>NIL</w:t>
+            </w:r>
+          </w:p>
+        </w:tc>
+      </w:tr>
+      <w:tr>
+        <w:tc>
+          <w:tcPr>
+            <w:tcW w:type="dxa" w:w="4536"/>
+            <w:tcBorders>
+              <w:top w:val="none"/>
+              <w:bottom w:val="none"/>
+              <w:left w:val="none"/>
+              <w:right w:val="none"/>
+            </w:tcBorders>
+          </w:tcPr>
+          <w:p>
+            <w:pPr>
+              <w:ind w:left="720"/>
+            </w:pPr>
+            <w:r>
+              <w:rPr>
+                <w:rFonts w:ascii="Adani" w:hAnsi="Adani"/>
+                <w:b w:val="0"/>
+                <w:sz w:val="20"/>
+                <w:u w:val="none"/>
+              </w:rPr>
+              <w:t>4.</w:t>
+              <w:tab/>
+              <w:t>Son's Wife</w:t>
+              <w:tab/>
+              <w:t>:</w:t>
+            </w:r>
+          </w:p>
+        </w:tc>
+        <w:tc>
+          <w:tcPr>
+            <w:tcW w:type="dxa" w:w="4536"/>
+            <w:tcBorders>
+              <w:top w:val="none"/>
+              <w:bottom w:val="none"/>
+              <w:left w:val="none"/>
+              <w:right w:val="none"/>
+            </w:tcBorders>
+          </w:tcPr>
+          <w:p>
+            <w:r>
+              <w:rPr>
+                <w:rFonts w:ascii="Adani" w:hAnsi="Adani"/>
+                <w:b w:val="0"/>
+                <w:sz w:val="20"/>
+                <w:u w:val="none"/>
+              </w:rPr>
+              <w:t>NIL</w:t>
+            </w:r>
+          </w:p>
+        </w:tc>
+      </w:tr>
+      <w:tr>
+        <w:tc>
+          <w:tcPr>
+            <w:tcW w:type="dxa" w:w="4536"/>
+            <w:tcBorders>
+              <w:top w:val="none"/>
+              <w:bottom w:val="none"/>
+              <w:left w:val="none"/>
+              <w:right w:val="none"/>
+            </w:tcBorders>
+          </w:tcPr>
+          <w:p>
+            <w:pPr>
+              <w:ind w:left="720"/>
+            </w:pPr>
+            <w:r>
+              <w:rPr>
+                <w:rFonts w:ascii="Adani" w:hAnsi="Adani"/>
+                <w:b w:val="0"/>
+                <w:sz w:val="20"/>
+                <w:u w:val="none"/>
+              </w:rPr>
+              <w:t>5.</w:t>
+              <w:tab/>
+              <w:t>Daughter</w:t>
+              <w:tab/>
+              <w:t>:</w:t>
+            </w:r>
+          </w:p>
+        </w:tc>
+        <w:tc>
+          <w:tcPr>
+            <w:tcW w:type="dxa" w:w="4536"/>
+            <w:tcBorders>
+              <w:top w:val="none"/>
+              <w:bottom w:val="none"/>
+              <w:left w:val="none"/>
+              <w:right w:val="none"/>
+            </w:tcBorders>
+          </w:tcPr>
+          <w:p>
+            <w:r>
+              <w:rPr>
+                <w:rFonts w:ascii="Adani" w:hAnsi="Adani"/>
+                <w:b w:val="0"/>
+                <w:sz w:val="20"/>
+                <w:u w:val="none"/>
+              </w:rPr>
+              <w:t>NIL</w:t>
+            </w:r>
+          </w:p>
+        </w:tc>
+      </w:tr>
+      <w:tr>
+        <w:tc>
+          <w:tcPr>
+            <w:tcW w:type="dxa" w:w="4536"/>
+            <w:tcBorders>
+              <w:top w:val="none"/>
+              <w:bottom w:val="none"/>
+              <w:left w:val="none"/>
+              <w:right w:val="none"/>
+            </w:tcBorders>
+          </w:tcPr>
+          <w:p>
+            <w:pPr>
+              <w:ind w:left="720"/>
+            </w:pPr>
+            <w:r>
+              <w:rPr>
+                <w:rFonts w:ascii="Adani" w:hAnsi="Adani"/>
+                <w:b w:val="0"/>
+                <w:sz w:val="20"/>
+                <w:u w:val="none"/>
+              </w:rPr>
+              <w:t>6.</w:t>
+              <w:tab/>
+              <w:t>Daughter's Husband</w:t>
+              <w:tab/>
+              <w:t>:</w:t>
+            </w:r>
+          </w:p>
+        </w:tc>
+        <w:tc>
+          <w:tcPr>
+            <w:tcW w:type="dxa" w:w="4536"/>
+            <w:tcBorders>
+              <w:top w:val="none"/>
+              <w:bottom w:val="none"/>
+              <w:left w:val="none"/>
+              <w:right w:val="none"/>
+            </w:tcBorders>
+          </w:tcPr>
+          <w:p>
+            <w:r>
+              <w:rPr>
+                <w:rFonts w:ascii="Adani" w:hAnsi="Adani"/>
+                <w:b w:val="0"/>
+                <w:sz w:val="20"/>
+                <w:u w:val="none"/>
+              </w:rPr>
+              <w:t>NIL</w:t>
+            </w:r>
+          </w:p>
+        </w:tc>
+      </w:tr>
+      <w:tr>
+        <w:tc>
+          <w:tcPr>
+            <w:tcW w:type="dxa" w:w="4536"/>
+            <w:tcBorders>
+              <w:top w:val="none"/>
+              <w:bottom w:val="none"/>
+              <w:left w:val="none"/>
+              <w:right w:val="none"/>
+            </w:tcBorders>
+          </w:tcPr>
+          <w:p>
+            <w:pPr>
+              <w:ind w:left="720"/>
+            </w:pPr>
+            <w:r>
+              <w:rPr>
+                <w:rFonts w:ascii="Adani" w:hAnsi="Adani"/>
+                <w:b w:val="0"/>
+                <w:sz w:val="20"/>
+                <w:u w:val="none"/>
+              </w:rPr>
+              <w:t>7.</w:t>
+              <w:tab/>
+              <w:t>Brother</w:t>
+              <w:tab/>
+              <w:t>:</w:t>
+            </w:r>
+          </w:p>
+        </w:tc>
+        <w:tc>
+          <w:tcPr>
+            <w:tcW w:type="dxa" w:w="4536"/>
+            <w:tcBorders>
+              <w:top w:val="none"/>
+              <w:bottom w:val="none"/>
+              <w:left w:val="none"/>
+              <w:right w:val="none"/>
+            </w:tcBorders>
+          </w:tcPr>
+          <w:p>
+            <w:r>
+              <w:rPr>
+                <w:rFonts w:ascii="Adani" w:hAnsi="Adani"/>
+                <w:b w:val="0"/>
+                <w:sz w:val="20"/>
+                <w:u w:val="none"/>
+              </w:rPr>
+              <w:t>NIL</w:t>
+            </w:r>
+          </w:p>
+        </w:tc>
+      </w:tr>
+      <w:tr>
+        <w:tc>
+          <w:tcPr>
+            <w:tcW w:type="dxa" w:w="4536"/>
+            <w:tcBorders>
+              <w:top w:val="none"/>
+              <w:bottom w:val="none"/>
+              <w:left w:val="none"/>
+              <w:right w:val="none"/>
+            </w:tcBorders>
+          </w:tcPr>
+          <w:p>
+            <w:pPr>
+              <w:ind w:left="720"/>
+            </w:pPr>
+            <w:r>
+              <w:rPr>
+                <w:rFonts w:ascii="Adani" w:hAnsi="Adani"/>
+                <w:b w:val="0"/>
+                <w:sz w:val="20"/>
+                <w:u w:val="none"/>
+              </w:rPr>
+              <w:t>8.</w:t>
+              <w:tab/>
+              <w:t>Sister</w:t>
+              <w:tab/>
+              <w:t>:</w:t>
+            </w:r>
+          </w:p>
+        </w:tc>
+        <w:tc>
+          <w:tcPr>
+            <w:tcW w:type="dxa" w:w="4536"/>
+            <w:tcBorders>
+              <w:top w:val="none"/>
+              <w:bottom w:val="none"/>
+              <w:left w:val="none"/>
+              <w:right w:val="none"/>
+            </w:tcBorders>
+          </w:tcPr>
+          <w:p>
+            <w:r>
+              <w:rPr>
+                <w:rFonts w:ascii="Adani" w:hAnsi="Adani"/>
+                <w:b w:val="0"/>
+                <w:sz w:val="20"/>
+                <w:u w:val="none"/>
+              </w:rPr>
+              <w:t>NIL</w:t>
+            </w:r>
+          </w:p>
+        </w:tc>
+      </w:tr>
+    </w:tbl>
     <w:p/>
     <w:p>
       <w:pPr>
@@ -3835,7 +2883,7 @@
                 <w:sz w:val="18"/>
                 <w:u w:val="none"/>
               </w:rPr>
-              <w:t>Date:   07th May, 2026</w:t>
+              <w:t>Date:   15th May, 2026</w:t>
             </w:r>
           </w:p>
         </w:tc>
@@ -3996,7 +3044,7 @@
           <w:sz w:val="20"/>
           <w:u w:val="none"/>
         </w:rPr>
-        <w:t>07th May, 2026</w:t>
+        <w:t>15th May, 2026</w:t>
       </w:r>
     </w:p>
     <w:p>
@@ -4086,21 +3134,6 @@
           <w:sz w:val="20"/>
           <w:u w:val="none"/>
         </w:rPr>
-        <w:t>ADANI ENNORE CONTAINER TERMINAL PRIVATE LIMITED</w:t>
-      </w:r>
-    </w:p>
-    <w:p>
-      <w:pPr>
-        <w:spacing w:before="0" w:after="20"/>
-        <w:jc w:val="left"/>
-      </w:pPr>
-      <w:r>
-        <w:rPr>
-          <w:rFonts w:ascii="Adani" w:hAnsi="Adani"/>
-          <w:b/>
-          <w:sz w:val="20"/>
-          <w:u w:val="none"/>
-        </w:rPr>
         <w:t>ADANI MURMUGAO PORT TERMINAL PRIVATE LIMITED</w:t>
       </w:r>
     </w:p>
@@ -4116,67 +3149,7 @@
           <w:sz w:val="20"/>
           <w:u w:val="none"/>
         </w:rPr>
-        <w:t>ADANI CMA MUNDRA TERMINAL PRIVATE LIMITED</w:t>
-      </w:r>
-    </w:p>
-    <w:p>
-      <w:pPr>
-        <w:spacing w:before="0" w:after="20"/>
-        <w:jc w:val="left"/>
-      </w:pPr>
-      <w:r>
-        <w:rPr>
-          <w:rFonts w:ascii="Adani" w:hAnsi="Adani"/>
-          <w:b/>
-          <w:sz w:val="20"/>
-          <w:u w:val="none"/>
-        </w:rPr>
-        <w:t>ADANI PETRONET (DAHEJ) PORT LIMITED</w:t>
-      </w:r>
-    </w:p>
-    <w:p>
-      <w:pPr>
-        <w:spacing w:before="0" w:after="20"/>
-        <w:jc w:val="left"/>
-      </w:pPr>
-      <w:r>
-        <w:rPr>
-          <w:rFonts w:ascii="Adani" w:hAnsi="Adani"/>
-          <w:b/>
-          <w:sz w:val="20"/>
-          <w:u w:val="none"/>
-        </w:rPr>
-        <w:t>ADANI HAZIRA PORT LIMITED</w:t>
-      </w:r>
-    </w:p>
-    <w:p>
-      <w:pPr>
-        <w:spacing w:before="0" w:after="20"/>
-        <w:jc w:val="left"/>
-      </w:pPr>
-      <w:r>
-        <w:rPr>
-          <w:rFonts w:ascii="Adani" w:hAnsi="Adani"/>
-          <w:b/>
-          <w:sz w:val="20"/>
-          <w:u w:val="none"/>
-        </w:rPr>
         <w:t>ADANI LOGISTICS LIMITED</w:t>
-      </w:r>
-    </w:p>
-    <w:p>
-      <w:pPr>
-        <w:spacing w:before="0" w:after="20"/>
-        <w:jc w:val="left"/>
-      </w:pPr>
-      <w:r>
-        <w:rPr>
-          <w:rFonts w:ascii="Adani" w:hAnsi="Adani"/>
-          <w:b/>
-          <w:sz w:val="20"/>
-          <w:u w:val="none"/>
-        </w:rPr>
-        <w:t>THE DHAMRA PORT COMPANY LIMITED</w:t>
       </w:r>
     </w:p>
     <w:p>
@@ -4221,21 +3194,6 @@
           <w:sz w:val="20"/>
           <w:u w:val="none"/>
         </w:rPr>
-        <w:t>ADANI KANDLA BULK TERMINAL PRIVATE LIMITED</w:t>
-      </w:r>
-    </w:p>
-    <w:p>
-      <w:pPr>
-        <w:spacing w:before="0" w:after="20"/>
-        <w:jc w:val="left"/>
-      </w:pPr>
-      <w:r>
-        <w:rPr>
-          <w:rFonts w:ascii="Adani" w:hAnsi="Adani"/>
-          <w:b/>
-          <w:sz w:val="20"/>
-          <w:u w:val="none"/>
-        </w:rPr>
         <w:t>MUNDRA INTERNATIONAL AIRPORT LIMITED</w:t>
       </w:r>
     </w:p>
@@ -4252,21 +3210,6 @@
           <w:u w:val="none"/>
         </w:rPr>
         <w:t>KUTCH RAILWAY COMPANY LIMITED</w:t>
-      </w:r>
-    </w:p>
-    <w:p>
-      <w:pPr>
-        <w:spacing w:before="0" w:after="20"/>
-        <w:jc w:val="left"/>
-      </w:pPr>
-      <w:r>
-        <w:rPr>
-          <w:rFonts w:ascii="Adani" w:hAnsi="Adani"/>
-          <w:b/>
-          <w:sz w:val="20"/>
-          <w:u w:val="none"/>
-        </w:rPr>
-        <w:t>ADANI INTERNATIONAL CONTAINER TERMINAL PRIVATE LIMITED</w:t>
       </w:r>
     </w:p>
     <w:p/>
@@ -4372,52 +3315,7 @@
           <w:sz w:val="20"/>
           <w:u w:val="none"/>
         </w:rPr>
-        <w:t>ADANI PETRONET (DAHEJ) PORT LIMITED</w:t>
-      </w:r>
-    </w:p>
-    <w:p>
-      <w:pPr>
-        <w:spacing w:before="0" w:after="20"/>
-        <w:jc w:val="left"/>
-      </w:pPr>
-      <w:r>
-        <w:rPr>
-          <w:rFonts w:ascii="Adani" w:hAnsi="Adani"/>
-          <w:b w:val="0"/>
-          <w:sz w:val="20"/>
-          <w:u w:val="none"/>
-        </w:rPr>
-        <w:t>ADANI HAZIRA PORT LIMITED</w:t>
-      </w:r>
-    </w:p>
-    <w:p>
-      <w:pPr>
-        <w:spacing w:before="0" w:after="20"/>
-        <w:jc w:val="left"/>
-      </w:pPr>
-      <w:r>
-        <w:rPr>
-          <w:rFonts w:ascii="Adani" w:hAnsi="Adani"/>
-          <w:b w:val="0"/>
-          <w:sz w:val="20"/>
-          <w:u w:val="none"/>
-        </w:rPr>
         <w:t>ADANI LOGISTICS LIMITED</w:t>
-      </w:r>
-    </w:p>
-    <w:p>
-      <w:pPr>
-        <w:spacing w:before="0" w:after="20"/>
-        <w:jc w:val="left"/>
-      </w:pPr>
-      <w:r>
-        <w:rPr>
-          <w:rFonts w:ascii="Adani" w:hAnsi="Adani"/>
-          <w:b w:val="0"/>
-          <w:sz w:val="20"/>
-          <w:u w:val="none"/>
-        </w:rPr>
-        <w:t>THE DHAMRA PORT COMPANY LIMITED</w:t>
       </w:r>
     </w:p>
     <w:p>
@@ -4527,21 +3425,6 @@
           <w:sz w:val="20"/>
           <w:u w:val="none"/>
         </w:rPr>
-        <w:t>ADANI ENNORE CONTAINER TERMINAL PRIVATE LIMITED</w:t>
-      </w:r>
-    </w:p>
-    <w:p>
-      <w:pPr>
-        <w:spacing w:before="0" w:after="20"/>
-        <w:jc w:val="left"/>
-      </w:pPr>
-      <w:r>
-        <w:rPr>
-          <w:rFonts w:ascii="Adani" w:hAnsi="Adani"/>
-          <w:b w:val="0"/>
-          <w:sz w:val="20"/>
-          <w:u w:val="none"/>
-        </w:rPr>
         <w:t>ADANI MURMUGAO PORT TERMINAL PRIVATE LIMITED</w:t>
       </w:r>
     </w:p>
@@ -4557,52 +3440,7 @@
           <w:sz w:val="20"/>
           <w:u w:val="none"/>
         </w:rPr>
-        <w:t>ADANI CMA MUNDRA TERMINAL PRIVATE LIMITED</w:t>
-      </w:r>
-    </w:p>
-    <w:p>
-      <w:pPr>
-        <w:spacing w:before="0" w:after="20"/>
-        <w:jc w:val="left"/>
-      </w:pPr>
-      <w:r>
-        <w:rPr>
-          <w:rFonts w:ascii="Adani" w:hAnsi="Adani"/>
-          <w:b w:val="0"/>
-          <w:sz w:val="20"/>
-          <w:u w:val="none"/>
-        </w:rPr>
         <w:t>DHOLERA INFRASTRUCTURE PRIVATE LIMITED</w:t>
-      </w:r>
-    </w:p>
-    <w:p>
-      <w:pPr>
-        <w:spacing w:before="0" w:after="20"/>
-        <w:jc w:val="left"/>
-      </w:pPr>
-      <w:r>
-        <w:rPr>
-          <w:rFonts w:ascii="Adani" w:hAnsi="Adani"/>
-          <w:b w:val="0"/>
-          <w:sz w:val="20"/>
-          <w:u w:val="none"/>
-        </w:rPr>
-        <w:t>ADANI KANDLA BULK TERMINAL PRIVATE LIMITED</w:t>
-      </w:r>
-    </w:p>
-    <w:p>
-      <w:pPr>
-        <w:spacing w:before="0" w:after="20"/>
-        <w:jc w:val="left"/>
-      </w:pPr>
-      <w:r>
-        <w:rPr>
-          <w:rFonts w:ascii="Adani" w:hAnsi="Adani"/>
-          <w:b w:val="0"/>
-          <w:sz w:val="20"/>
-          <w:u w:val="none"/>
-        </w:rPr>
-        <w:t>ADANI INTERNATIONAL CONTAINER TERMINAL PRIVATE LIMITED</w:t>
       </w:r>
     </w:p>
     <w:p/>
@@ -5360,7 +4198,7 @@
                 <w:sz w:val="18"/>
                 <w:u w:val="none"/>
               </w:rPr>
-              <w:t>16</w:t>
+              <w:t>9</w:t>
             </w:r>
           </w:p>
         </w:tc>
@@ -5875,120 +4713,6 @@
                 <w:sz w:val="18"/>
                 <w:u w:val="none"/>
               </w:rPr>
-              <w:t>U61200GJ2014PTC078795</w:t>
-            </w:r>
-          </w:p>
-        </w:tc>
-        <w:tc>
-          <w:tcPr>
-            <w:tcW w:type="dxa" w:w="4252"/>
-            <w:shd w:val="clear" w:color="auto" w:fill="FFFFFF"/>
-            <w:tcBorders>
-              <w:top w:val="single" w:sz="4" w:space="0" w:color="000000"/>
-              <w:left w:val="single" w:sz="4" w:space="0" w:color="000000"/>
-              <w:bottom w:val="single" w:sz="4" w:space="0" w:color="000000"/>
-              <w:right w:val="single" w:sz="4" w:space="0" w:color="000000"/>
-            </w:tcBorders>
-            <w:vAlign w:val="center"/>
-          </w:tcPr>
-          <w:p>
-            <w:pPr>
-              <w:spacing w:before="40" w:after="40"/>
-              <w:jc w:val="left"/>
-            </w:pPr>
-            <w:r>
-              <w:rPr>
-                <w:rFonts w:ascii="Adani" w:hAnsi="Adani"/>
-                <w:b w:val="0"/>
-                <w:sz w:val="18"/>
-                <w:u w:val="none"/>
-              </w:rPr>
-              <w:t>ADANI ENNORE CONTAINER TERMINAL PRIVATE LIMITED</w:t>
-            </w:r>
-          </w:p>
-        </w:tc>
-        <w:tc>
-          <w:tcPr>
-            <w:tcW w:type="dxa" w:w="1587"/>
-            <w:shd w:val="clear" w:color="auto" w:fill="FFFFFF"/>
-            <w:tcBorders>
-              <w:top w:val="single" w:sz="4" w:space="0" w:color="000000"/>
-              <w:left w:val="single" w:sz="4" w:space="0" w:color="000000"/>
-              <w:bottom w:val="single" w:sz="4" w:space="0" w:color="000000"/>
-              <w:right w:val="single" w:sz="4" w:space="0" w:color="000000"/>
-            </w:tcBorders>
-            <w:vAlign w:val="center"/>
-          </w:tcPr>
-          <w:p>
-            <w:pPr>
-              <w:spacing w:before="40" w:after="40"/>
-              <w:jc w:val="left"/>
-            </w:pPr>
-            <w:r>
-              <w:rPr>
-                <w:rFonts w:ascii="Adani" w:hAnsi="Adani"/>
-                <w:b w:val="0"/>
-                <w:sz w:val="18"/>
-                <w:u w:val="none"/>
-              </w:rPr>
-              <w:t>Director</w:t>
-            </w:r>
-          </w:p>
-        </w:tc>
-        <w:tc>
-          <w:tcPr>
-            <w:tcW w:type="dxa" w:w="1304"/>
-            <w:shd w:val="clear" w:color="auto" w:fill="FFFFFF"/>
-            <w:tcBorders>
-              <w:top w:val="single" w:sz="4" w:space="0" w:color="000000"/>
-              <w:left w:val="single" w:sz="4" w:space="0" w:color="000000"/>
-              <w:bottom w:val="single" w:sz="4" w:space="0" w:color="000000"/>
-              <w:right w:val="single" w:sz="4" w:space="0" w:color="000000"/>
-            </w:tcBorders>
-            <w:vAlign w:val="center"/>
-          </w:tcPr>
-          <w:p>
-            <w:pPr>
-              <w:spacing w:before="40" w:after="40"/>
-              <w:jc w:val="left"/>
-            </w:pPr>
-            <w:r>
-              <w:rPr>
-                <w:rFonts w:ascii="Adani" w:hAnsi="Adani"/>
-                <w:b w:val="0"/>
-                <w:sz w:val="18"/>
-                <w:u w:val="none"/>
-              </w:rPr>
-              <w:t>19/05/2021</w:t>
-            </w:r>
-          </w:p>
-        </w:tc>
-      </w:tr>
-      <w:tr>
-        <w:tc>
-          <w:tcPr>
-            <w:tcW w:type="dxa" w:w="2268"/>
-            <w:shd w:val="clear" w:color="auto" w:fill="FFFFFF"/>
-            <w:tcBorders>
-              <w:top w:val="single" w:sz="4" w:space="0" w:color="000000"/>
-              <w:left w:val="single" w:sz="4" w:space="0" w:color="000000"/>
-              <w:bottom w:val="single" w:sz="4" w:space="0" w:color="000000"/>
-              <w:right w:val="single" w:sz="4" w:space="0" w:color="000000"/>
-            </w:tcBorders>
-            <w:vAlign w:val="center"/>
-          </w:tcPr>
-          <w:p>
-            <w:pPr>
-              <w:spacing w:before="40" w:after="40"/>
-              <w:jc w:val="left"/>
-            </w:pPr>
-            <w:r>
-              <w:rPr>
-                <w:rFonts w:ascii="Adani" w:hAnsi="Adani"/>
-                <w:b w:val="0"/>
-                <w:sz w:val="18"/>
-                <w:u w:val="none"/>
-              </w:rPr>
               <w:t>U61100GJ2009PTC057727</w:t>
             </w:r>
           </w:p>
@@ -6103,348 +4827,6 @@
                 <w:sz w:val="18"/>
                 <w:u w:val="none"/>
               </w:rPr>
-              <w:t>U61200GJ2014PTC080300</w:t>
-            </w:r>
-          </w:p>
-        </w:tc>
-        <w:tc>
-          <w:tcPr>
-            <w:tcW w:type="dxa" w:w="4252"/>
-            <w:shd w:val="clear" w:color="auto" w:fill="FFFFFF"/>
-            <w:tcBorders>
-              <w:top w:val="single" w:sz="4" w:space="0" w:color="000000"/>
-              <w:left w:val="single" w:sz="4" w:space="0" w:color="000000"/>
-              <w:bottom w:val="single" w:sz="4" w:space="0" w:color="000000"/>
-              <w:right w:val="single" w:sz="4" w:space="0" w:color="000000"/>
-            </w:tcBorders>
-            <w:vAlign w:val="center"/>
-          </w:tcPr>
-          <w:p>
-            <w:pPr>
-              <w:spacing w:before="40" w:after="40"/>
-              <w:jc w:val="left"/>
-            </w:pPr>
-            <w:r>
-              <w:rPr>
-                <w:rFonts w:ascii="Adani" w:hAnsi="Adani"/>
-                <w:b w:val="0"/>
-                <w:sz w:val="18"/>
-                <w:u w:val="none"/>
-              </w:rPr>
-              <w:t>ADANI CMA MUNDRA TERMINAL PRIVATE LIMITED</w:t>
-            </w:r>
-          </w:p>
-        </w:tc>
-        <w:tc>
-          <w:tcPr>
-            <w:tcW w:type="dxa" w:w="1587"/>
-            <w:shd w:val="clear" w:color="auto" w:fill="FFFFFF"/>
-            <w:tcBorders>
-              <w:top w:val="single" w:sz="4" w:space="0" w:color="000000"/>
-              <w:left w:val="single" w:sz="4" w:space="0" w:color="000000"/>
-              <w:bottom w:val="single" w:sz="4" w:space="0" w:color="000000"/>
-              <w:right w:val="single" w:sz="4" w:space="0" w:color="000000"/>
-            </w:tcBorders>
-            <w:vAlign w:val="center"/>
-          </w:tcPr>
-          <w:p>
-            <w:pPr>
-              <w:spacing w:before="40" w:after="40"/>
-              <w:jc w:val="left"/>
-            </w:pPr>
-            <w:r>
-              <w:rPr>
-                <w:rFonts w:ascii="Adani" w:hAnsi="Adani"/>
-                <w:b w:val="0"/>
-                <w:sz w:val="18"/>
-                <w:u w:val="none"/>
-              </w:rPr>
-              <w:t>Director</w:t>
-            </w:r>
-          </w:p>
-        </w:tc>
-        <w:tc>
-          <w:tcPr>
-            <w:tcW w:type="dxa" w:w="1304"/>
-            <w:shd w:val="clear" w:color="auto" w:fill="FFFFFF"/>
-            <w:tcBorders>
-              <w:top w:val="single" w:sz="4" w:space="0" w:color="000000"/>
-              <w:left w:val="single" w:sz="4" w:space="0" w:color="000000"/>
-              <w:bottom w:val="single" w:sz="4" w:space="0" w:color="000000"/>
-              <w:right w:val="single" w:sz="4" w:space="0" w:color="000000"/>
-            </w:tcBorders>
-            <w:vAlign w:val="center"/>
-          </w:tcPr>
-          <w:p>
-            <w:pPr>
-              <w:spacing w:before="40" w:after="40"/>
-              <w:jc w:val="left"/>
-            </w:pPr>
-            <w:r>
-              <w:rPr>
-                <w:rFonts w:ascii="Adani" w:hAnsi="Adani"/>
-                <w:b w:val="0"/>
-                <w:sz w:val="18"/>
-                <w:u w:val="none"/>
-              </w:rPr>
-              <w:t>13/04/2018</w:t>
-            </w:r>
-          </w:p>
-        </w:tc>
-      </w:tr>
-      <w:tr>
-        <w:tc>
-          <w:tcPr>
-            <w:tcW w:type="dxa" w:w="2268"/>
-            <w:shd w:val="clear" w:color="auto" w:fill="FFFFFF"/>
-            <w:tcBorders>
-              <w:top w:val="single" w:sz="4" w:space="0" w:color="000000"/>
-              <w:left w:val="single" w:sz="4" w:space="0" w:color="000000"/>
-              <w:bottom w:val="single" w:sz="4" w:space="0" w:color="000000"/>
-              <w:right w:val="single" w:sz="4" w:space="0" w:color="000000"/>
-            </w:tcBorders>
-            <w:vAlign w:val="center"/>
-          </w:tcPr>
-          <w:p>
-            <w:pPr>
-              <w:spacing w:before="40" w:after="40"/>
-              <w:jc w:val="left"/>
-            </w:pPr>
-            <w:r>
-              <w:rPr>
-                <w:rFonts w:ascii="Adani" w:hAnsi="Adani"/>
-                <w:b w:val="0"/>
-                <w:sz w:val="18"/>
-                <w:u w:val="none"/>
-              </w:rPr>
-              <w:t>U63012GJ2003PLC041919</w:t>
-            </w:r>
-          </w:p>
-        </w:tc>
-        <w:tc>
-          <w:tcPr>
-            <w:tcW w:type="dxa" w:w="4252"/>
-            <w:shd w:val="clear" w:color="auto" w:fill="FFFFFF"/>
-            <w:tcBorders>
-              <w:top w:val="single" w:sz="4" w:space="0" w:color="000000"/>
-              <w:left w:val="single" w:sz="4" w:space="0" w:color="000000"/>
-              <w:bottom w:val="single" w:sz="4" w:space="0" w:color="000000"/>
-              <w:right w:val="single" w:sz="4" w:space="0" w:color="000000"/>
-            </w:tcBorders>
-            <w:vAlign w:val="center"/>
-          </w:tcPr>
-          <w:p>
-            <w:pPr>
-              <w:spacing w:before="40" w:after="40"/>
-              <w:jc w:val="left"/>
-            </w:pPr>
-            <w:r>
-              <w:rPr>
-                <w:rFonts w:ascii="Adani" w:hAnsi="Adani"/>
-                <w:b w:val="0"/>
-                <w:sz w:val="18"/>
-                <w:u w:val="none"/>
-              </w:rPr>
-              <w:t>ADANI PETRONET (DAHEJ) PORT LIMITED</w:t>
-            </w:r>
-          </w:p>
-        </w:tc>
-        <w:tc>
-          <w:tcPr>
-            <w:tcW w:type="dxa" w:w="1587"/>
-            <w:shd w:val="clear" w:color="auto" w:fill="FFFFFF"/>
-            <w:tcBorders>
-              <w:top w:val="single" w:sz="4" w:space="0" w:color="000000"/>
-              <w:left w:val="single" w:sz="4" w:space="0" w:color="000000"/>
-              <w:bottom w:val="single" w:sz="4" w:space="0" w:color="000000"/>
-              <w:right w:val="single" w:sz="4" w:space="0" w:color="000000"/>
-            </w:tcBorders>
-            <w:vAlign w:val="center"/>
-          </w:tcPr>
-          <w:p>
-            <w:pPr>
-              <w:spacing w:before="40" w:after="40"/>
-              <w:jc w:val="left"/>
-            </w:pPr>
-            <w:r>
-              <w:rPr>
-                <w:rFonts w:ascii="Adani" w:hAnsi="Adani"/>
-                <w:b w:val="0"/>
-                <w:sz w:val="18"/>
-                <w:u w:val="none"/>
-              </w:rPr>
-              <w:t>Managing Director</w:t>
-            </w:r>
-          </w:p>
-        </w:tc>
-        <w:tc>
-          <w:tcPr>
-            <w:tcW w:type="dxa" w:w="1304"/>
-            <w:shd w:val="clear" w:color="auto" w:fill="FFFFFF"/>
-            <w:tcBorders>
-              <w:top w:val="single" w:sz="4" w:space="0" w:color="000000"/>
-              <w:left w:val="single" w:sz="4" w:space="0" w:color="000000"/>
-              <w:bottom w:val="single" w:sz="4" w:space="0" w:color="000000"/>
-              <w:right w:val="single" w:sz="4" w:space="0" w:color="000000"/>
-            </w:tcBorders>
-            <w:vAlign w:val="center"/>
-          </w:tcPr>
-          <w:p>
-            <w:pPr>
-              <w:spacing w:before="40" w:after="40"/>
-              <w:jc w:val="left"/>
-            </w:pPr>
-            <w:r>
-              <w:rPr>
-                <w:rFonts w:ascii="Adani" w:hAnsi="Adani"/>
-                <w:b w:val="0"/>
-                <w:sz w:val="18"/>
-                <w:u w:val="none"/>
-              </w:rPr>
-              <w:t>29/07/2017</w:t>
-            </w:r>
-          </w:p>
-        </w:tc>
-      </w:tr>
-      <w:tr>
-        <w:tc>
-          <w:tcPr>
-            <w:tcW w:type="dxa" w:w="2268"/>
-            <w:shd w:val="clear" w:color="auto" w:fill="FFFFFF"/>
-            <w:tcBorders>
-              <w:top w:val="single" w:sz="4" w:space="0" w:color="000000"/>
-              <w:left w:val="single" w:sz="4" w:space="0" w:color="000000"/>
-              <w:bottom w:val="single" w:sz="4" w:space="0" w:color="000000"/>
-              <w:right w:val="single" w:sz="4" w:space="0" w:color="000000"/>
-            </w:tcBorders>
-            <w:vAlign w:val="center"/>
-          </w:tcPr>
-          <w:p>
-            <w:pPr>
-              <w:spacing w:before="40" w:after="40"/>
-              <w:jc w:val="left"/>
-            </w:pPr>
-            <w:r>
-              <w:rPr>
-                <w:rFonts w:ascii="Adani" w:hAnsi="Adani"/>
-                <w:b w:val="0"/>
-                <w:sz w:val="18"/>
-                <w:u w:val="none"/>
-              </w:rPr>
-              <w:t>U45209GJ2009PLC058789</w:t>
-            </w:r>
-          </w:p>
-        </w:tc>
-        <w:tc>
-          <w:tcPr>
-            <w:tcW w:type="dxa" w:w="4252"/>
-            <w:shd w:val="clear" w:color="auto" w:fill="FFFFFF"/>
-            <w:tcBorders>
-              <w:top w:val="single" w:sz="4" w:space="0" w:color="000000"/>
-              <w:left w:val="single" w:sz="4" w:space="0" w:color="000000"/>
-              <w:bottom w:val="single" w:sz="4" w:space="0" w:color="000000"/>
-              <w:right w:val="single" w:sz="4" w:space="0" w:color="000000"/>
-            </w:tcBorders>
-            <w:vAlign w:val="center"/>
-          </w:tcPr>
-          <w:p>
-            <w:pPr>
-              <w:spacing w:before="40" w:after="40"/>
-              <w:jc w:val="left"/>
-            </w:pPr>
-            <w:r>
-              <w:rPr>
-                <w:rFonts w:ascii="Adani" w:hAnsi="Adani"/>
-                <w:b w:val="0"/>
-                <w:sz w:val="18"/>
-                <w:u w:val="none"/>
-              </w:rPr>
-              <w:t>ADANI HAZIRA PORT LIMITED</w:t>
-            </w:r>
-          </w:p>
-        </w:tc>
-        <w:tc>
-          <w:tcPr>
-            <w:tcW w:type="dxa" w:w="1587"/>
-            <w:shd w:val="clear" w:color="auto" w:fill="FFFFFF"/>
-            <w:tcBorders>
-              <w:top w:val="single" w:sz="4" w:space="0" w:color="000000"/>
-              <w:left w:val="single" w:sz="4" w:space="0" w:color="000000"/>
-              <w:bottom w:val="single" w:sz="4" w:space="0" w:color="000000"/>
-              <w:right w:val="single" w:sz="4" w:space="0" w:color="000000"/>
-            </w:tcBorders>
-            <w:vAlign w:val="center"/>
-          </w:tcPr>
-          <w:p>
-            <w:pPr>
-              <w:spacing w:before="40" w:after="40"/>
-              <w:jc w:val="left"/>
-            </w:pPr>
-            <w:r>
-              <w:rPr>
-                <w:rFonts w:ascii="Adani" w:hAnsi="Adani"/>
-                <w:b w:val="0"/>
-                <w:sz w:val="18"/>
-                <w:u w:val="none"/>
-              </w:rPr>
-              <w:t>Director</w:t>
-            </w:r>
-          </w:p>
-        </w:tc>
-        <w:tc>
-          <w:tcPr>
-            <w:tcW w:type="dxa" w:w="1304"/>
-            <w:shd w:val="clear" w:color="auto" w:fill="FFFFFF"/>
-            <w:tcBorders>
-              <w:top w:val="single" w:sz="4" w:space="0" w:color="000000"/>
-              <w:left w:val="single" w:sz="4" w:space="0" w:color="000000"/>
-              <w:bottom w:val="single" w:sz="4" w:space="0" w:color="000000"/>
-              <w:right w:val="single" w:sz="4" w:space="0" w:color="000000"/>
-            </w:tcBorders>
-            <w:vAlign w:val="center"/>
-          </w:tcPr>
-          <w:p>
-            <w:pPr>
-              <w:spacing w:before="40" w:after="40"/>
-              <w:jc w:val="left"/>
-            </w:pPr>
-            <w:r>
-              <w:rPr>
-                <w:rFonts w:ascii="Adani" w:hAnsi="Adani"/>
-                <w:b w:val="0"/>
-                <w:sz w:val="18"/>
-                <w:u w:val="none"/>
-              </w:rPr>
-              <w:t>11/05/2017</w:t>
-            </w:r>
-          </w:p>
-        </w:tc>
-      </w:tr>
-      <w:tr>
-        <w:tc>
-          <w:tcPr>
-            <w:tcW w:type="dxa" w:w="2268"/>
-            <w:shd w:val="clear" w:color="auto" w:fill="FFFFFF"/>
-            <w:tcBorders>
-              <w:top w:val="single" w:sz="4" w:space="0" w:color="000000"/>
-              <w:left w:val="single" w:sz="4" w:space="0" w:color="000000"/>
-              <w:bottom w:val="single" w:sz="4" w:space="0" w:color="000000"/>
-              <w:right w:val="single" w:sz="4" w:space="0" w:color="000000"/>
-            </w:tcBorders>
-            <w:vAlign w:val="center"/>
-          </w:tcPr>
-          <w:p>
-            <w:pPr>
-              <w:spacing w:before="40" w:after="40"/>
-              <w:jc w:val="left"/>
-            </w:pPr>
-            <w:r>
-              <w:rPr>
-                <w:rFonts w:ascii="Adani" w:hAnsi="Adani"/>
-                <w:b w:val="0"/>
-                <w:sz w:val="18"/>
-                <w:u w:val="none"/>
-              </w:rPr>
               <w:t>U63090GJ2005PLC046419</w:t>
             </w:r>
           </w:p>
@@ -6530,120 +4912,6 @@
                 <w:u w:val="none"/>
               </w:rPr>
               <w:t>01/11/2015</w:t>
-            </w:r>
-          </w:p>
-        </w:tc>
-      </w:tr>
-      <w:tr>
-        <w:tc>
-          <w:tcPr>
-            <w:tcW w:type="dxa" w:w="2268"/>
-            <w:shd w:val="clear" w:color="auto" w:fill="FFFFFF"/>
-            <w:tcBorders>
-              <w:top w:val="single" w:sz="4" w:space="0" w:color="000000"/>
-              <w:left w:val="single" w:sz="4" w:space="0" w:color="000000"/>
-              <w:bottom w:val="single" w:sz="4" w:space="0" w:color="000000"/>
-              <w:right w:val="single" w:sz="4" w:space="0" w:color="000000"/>
-            </w:tcBorders>
-            <w:vAlign w:val="center"/>
-          </w:tcPr>
-          <w:p>
-            <w:pPr>
-              <w:spacing w:before="40" w:after="40"/>
-              <w:jc w:val="left"/>
-            </w:pPr>
-            <w:r>
-              <w:rPr>
-                <w:rFonts w:ascii="Adani" w:hAnsi="Adani"/>
-                <w:b w:val="0"/>
-                <w:sz w:val="18"/>
-                <w:u w:val="none"/>
-              </w:rPr>
-              <w:t>U45205OR1998PLC005448</w:t>
-            </w:r>
-          </w:p>
-        </w:tc>
-        <w:tc>
-          <w:tcPr>
-            <w:tcW w:type="dxa" w:w="4252"/>
-            <w:shd w:val="clear" w:color="auto" w:fill="FFFFFF"/>
-            <w:tcBorders>
-              <w:top w:val="single" w:sz="4" w:space="0" w:color="000000"/>
-              <w:left w:val="single" w:sz="4" w:space="0" w:color="000000"/>
-              <w:bottom w:val="single" w:sz="4" w:space="0" w:color="000000"/>
-              <w:right w:val="single" w:sz="4" w:space="0" w:color="000000"/>
-            </w:tcBorders>
-            <w:vAlign w:val="center"/>
-          </w:tcPr>
-          <w:p>
-            <w:pPr>
-              <w:spacing w:before="40" w:after="40"/>
-              <w:jc w:val="left"/>
-            </w:pPr>
-            <w:r>
-              <w:rPr>
-                <w:rFonts w:ascii="Adani" w:hAnsi="Adani"/>
-                <w:b w:val="0"/>
-                <w:sz w:val="18"/>
-                <w:u w:val="none"/>
-              </w:rPr>
-              <w:t>THE DHAMRA PORT COMPANY LIMITED</w:t>
-            </w:r>
-          </w:p>
-        </w:tc>
-        <w:tc>
-          <w:tcPr>
-            <w:tcW w:type="dxa" w:w="1587"/>
-            <w:shd w:val="clear" w:color="auto" w:fill="FFFFFF"/>
-            <w:tcBorders>
-              <w:top w:val="single" w:sz="4" w:space="0" w:color="000000"/>
-              <w:left w:val="single" w:sz="4" w:space="0" w:color="000000"/>
-              <w:bottom w:val="single" w:sz="4" w:space="0" w:color="000000"/>
-              <w:right w:val="single" w:sz="4" w:space="0" w:color="000000"/>
-            </w:tcBorders>
-            <w:vAlign w:val="center"/>
-          </w:tcPr>
-          <w:p>
-            <w:pPr>
-              <w:spacing w:before="40" w:after="40"/>
-              <w:jc w:val="left"/>
-            </w:pPr>
-            <w:r>
-              <w:rPr>
-                <w:rFonts w:ascii="Adani" w:hAnsi="Adani"/>
-                <w:b w:val="0"/>
-                <w:sz w:val="18"/>
-                <w:u w:val="none"/>
-              </w:rPr>
-              <w:t>Director</w:t>
-            </w:r>
-          </w:p>
-        </w:tc>
-        <w:tc>
-          <w:tcPr>
-            <w:tcW w:type="dxa" w:w="1304"/>
-            <w:shd w:val="clear" w:color="auto" w:fill="FFFFFF"/>
-            <w:tcBorders>
-              <w:top w:val="single" w:sz="4" w:space="0" w:color="000000"/>
-              <w:left w:val="single" w:sz="4" w:space="0" w:color="000000"/>
-              <w:bottom w:val="single" w:sz="4" w:space="0" w:color="000000"/>
-              <w:right w:val="single" w:sz="4" w:space="0" w:color="000000"/>
-            </w:tcBorders>
-            <w:vAlign w:val="center"/>
-          </w:tcPr>
-          <w:p>
-            <w:pPr>
-              <w:spacing w:before="40" w:after="40"/>
-              <w:jc w:val="left"/>
-            </w:pPr>
-            <w:r>
-              <w:rPr>
-                <w:rFonts w:ascii="Adani" w:hAnsi="Adani"/>
-                <w:b w:val="0"/>
-                <w:sz w:val="18"/>
-                <w:u w:val="none"/>
-              </w:rPr>
-              <w:t>30/10/2015</w:t>
             </w:r>
           </w:p>
         </w:tc>
@@ -6901,120 +5169,6 @@
                 <w:sz w:val="18"/>
                 <w:u w:val="none"/>
               </w:rPr>
-              <w:t>U63090GJ2012PTC069305</w:t>
-            </w:r>
-          </w:p>
-        </w:tc>
-        <w:tc>
-          <w:tcPr>
-            <w:tcW w:type="dxa" w:w="4252"/>
-            <w:shd w:val="clear" w:color="auto" w:fill="FFFFFF"/>
-            <w:tcBorders>
-              <w:top w:val="single" w:sz="4" w:space="0" w:color="000000"/>
-              <w:left w:val="single" w:sz="4" w:space="0" w:color="000000"/>
-              <w:bottom w:val="single" w:sz="4" w:space="0" w:color="000000"/>
-              <w:right w:val="single" w:sz="4" w:space="0" w:color="000000"/>
-            </w:tcBorders>
-            <w:vAlign w:val="center"/>
-          </w:tcPr>
-          <w:p>
-            <w:pPr>
-              <w:spacing w:before="40" w:after="40"/>
-              <w:jc w:val="left"/>
-            </w:pPr>
-            <w:r>
-              <w:rPr>
-                <w:rFonts w:ascii="Adani" w:hAnsi="Adani"/>
-                <w:b w:val="0"/>
-                <w:sz w:val="18"/>
-                <w:u w:val="none"/>
-              </w:rPr>
-              <w:t>ADANI KANDLA BULK TERMINAL PRIVATE LIMITED</w:t>
-            </w:r>
-          </w:p>
-        </w:tc>
-        <w:tc>
-          <w:tcPr>
-            <w:tcW w:type="dxa" w:w="1587"/>
-            <w:shd w:val="clear" w:color="auto" w:fill="FFFFFF"/>
-            <w:tcBorders>
-              <w:top w:val="single" w:sz="4" w:space="0" w:color="000000"/>
-              <w:left w:val="single" w:sz="4" w:space="0" w:color="000000"/>
-              <w:bottom w:val="single" w:sz="4" w:space="0" w:color="000000"/>
-              <w:right w:val="single" w:sz="4" w:space="0" w:color="000000"/>
-            </w:tcBorders>
-            <w:vAlign w:val="center"/>
-          </w:tcPr>
-          <w:p>
-            <w:pPr>
-              <w:spacing w:before="40" w:after="40"/>
-              <w:jc w:val="left"/>
-            </w:pPr>
-            <w:r>
-              <w:rPr>
-                <w:rFonts w:ascii="Adani" w:hAnsi="Adani"/>
-                <w:b w:val="0"/>
-                <w:sz w:val="18"/>
-                <w:u w:val="none"/>
-              </w:rPr>
-              <w:t>Director</w:t>
-            </w:r>
-          </w:p>
-        </w:tc>
-        <w:tc>
-          <w:tcPr>
-            <w:tcW w:type="dxa" w:w="1304"/>
-            <w:shd w:val="clear" w:color="auto" w:fill="FFFFFF"/>
-            <w:tcBorders>
-              <w:top w:val="single" w:sz="4" w:space="0" w:color="000000"/>
-              <w:left w:val="single" w:sz="4" w:space="0" w:color="000000"/>
-              <w:bottom w:val="single" w:sz="4" w:space="0" w:color="000000"/>
-              <w:right w:val="single" w:sz="4" w:space="0" w:color="000000"/>
-            </w:tcBorders>
-            <w:vAlign w:val="center"/>
-          </w:tcPr>
-          <w:p>
-            <w:pPr>
-              <w:spacing w:before="40" w:after="40"/>
-              <w:jc w:val="left"/>
-            </w:pPr>
-            <w:r>
-              <w:rPr>
-                <w:rFonts w:ascii="Adani" w:hAnsi="Adani"/>
-                <w:b w:val="0"/>
-                <w:sz w:val="18"/>
-                <w:u w:val="none"/>
-              </w:rPr>
-              <w:t>13/05/2014</w:t>
-            </w:r>
-          </w:p>
-        </w:tc>
-      </w:tr>
-      <w:tr>
-        <w:tc>
-          <w:tcPr>
-            <w:tcW w:type="dxa" w:w="2268"/>
-            <w:shd w:val="clear" w:color="auto" w:fill="FFFFFF"/>
-            <w:tcBorders>
-              <w:top w:val="single" w:sz="4" w:space="0" w:color="000000"/>
-              <w:left w:val="single" w:sz="4" w:space="0" w:color="000000"/>
-              <w:bottom w:val="single" w:sz="4" w:space="0" w:color="000000"/>
-              <w:right w:val="single" w:sz="4" w:space="0" w:color="000000"/>
-            </w:tcBorders>
-            <w:vAlign w:val="center"/>
-          </w:tcPr>
-          <w:p>
-            <w:pPr>
-              <w:spacing w:before="40" w:after="40"/>
-              <w:jc w:val="left"/>
-            </w:pPr>
-            <w:r>
-              <w:rPr>
-                <w:rFonts w:ascii="Adani" w:hAnsi="Adani"/>
-                <w:b w:val="0"/>
-                <w:sz w:val="18"/>
-                <w:u w:val="none"/>
-              </w:rPr>
               <w:t>U62200GJ2009PLC057726</w:t>
             </w:r>
           </w:p>
@@ -7214,120 +5368,6 @@
                 <w:u w:val="none"/>
               </w:rPr>
               <w:t>04/11/2013</w:t>
-            </w:r>
-          </w:p>
-        </w:tc>
-      </w:tr>
-      <w:tr>
-        <w:tc>
-          <w:tcPr>
-            <w:tcW w:type="dxa" w:w="2268"/>
-            <w:shd w:val="clear" w:color="auto" w:fill="FFFFFF"/>
-            <w:tcBorders>
-              <w:top w:val="single" w:sz="4" w:space="0" w:color="000000"/>
-              <w:left w:val="single" w:sz="4" w:space="0" w:color="000000"/>
-              <w:bottom w:val="single" w:sz="4" w:space="0" w:color="000000"/>
-              <w:right w:val="single" w:sz="4" w:space="0" w:color="000000"/>
-            </w:tcBorders>
-            <w:vAlign w:val="center"/>
-          </w:tcPr>
-          <w:p>
-            <w:pPr>
-              <w:spacing w:before="40" w:after="40"/>
-              <w:jc w:val="left"/>
-            </w:pPr>
-            <w:r>
-              <w:rPr>
-                <w:rFonts w:ascii="Adani" w:hAnsi="Adani"/>
-                <w:b w:val="0"/>
-                <w:sz w:val="18"/>
-                <w:u w:val="none"/>
-              </w:rPr>
-              <w:t>U61200GJ2011PTC065095</w:t>
-            </w:r>
-          </w:p>
-        </w:tc>
-        <w:tc>
-          <w:tcPr>
-            <w:tcW w:type="dxa" w:w="4252"/>
-            <w:shd w:val="clear" w:color="auto" w:fill="FFFFFF"/>
-            <w:tcBorders>
-              <w:top w:val="single" w:sz="4" w:space="0" w:color="000000"/>
-              <w:left w:val="single" w:sz="4" w:space="0" w:color="000000"/>
-              <w:bottom w:val="single" w:sz="4" w:space="0" w:color="000000"/>
-              <w:right w:val="single" w:sz="4" w:space="0" w:color="000000"/>
-            </w:tcBorders>
-            <w:vAlign w:val="center"/>
-          </w:tcPr>
-          <w:p>
-            <w:pPr>
-              <w:spacing w:before="40" w:after="40"/>
-              <w:jc w:val="left"/>
-            </w:pPr>
-            <w:r>
-              <w:rPr>
-                <w:rFonts w:ascii="Adani" w:hAnsi="Adani"/>
-                <w:b w:val="0"/>
-                <w:sz w:val="18"/>
-                <w:u w:val="none"/>
-              </w:rPr>
-              <w:t>ADANI INTERNATIONAL CONTAINER TERMINAL PRIVATE LIMITED</w:t>
-            </w:r>
-          </w:p>
-        </w:tc>
-        <w:tc>
-          <w:tcPr>
-            <w:tcW w:type="dxa" w:w="1587"/>
-            <w:shd w:val="clear" w:color="auto" w:fill="FFFFFF"/>
-            <w:tcBorders>
-              <w:top w:val="single" w:sz="4" w:space="0" w:color="000000"/>
-              <w:left w:val="single" w:sz="4" w:space="0" w:color="000000"/>
-              <w:bottom w:val="single" w:sz="4" w:space="0" w:color="000000"/>
-              <w:right w:val="single" w:sz="4" w:space="0" w:color="000000"/>
-            </w:tcBorders>
-            <w:vAlign w:val="center"/>
-          </w:tcPr>
-          <w:p>
-            <w:pPr>
-              <w:spacing w:before="40" w:after="40"/>
-              <w:jc w:val="left"/>
-            </w:pPr>
-            <w:r>
-              <w:rPr>
-                <w:rFonts w:ascii="Adani" w:hAnsi="Adani"/>
-                <w:b w:val="0"/>
-                <w:sz w:val="18"/>
-                <w:u w:val="none"/>
-              </w:rPr>
-              <w:t>Director</w:t>
-            </w:r>
-          </w:p>
-        </w:tc>
-        <w:tc>
-          <w:tcPr>
-            <w:tcW w:type="dxa" w:w="1304"/>
-            <w:shd w:val="clear" w:color="auto" w:fill="FFFFFF"/>
-            <w:tcBorders>
-              <w:top w:val="single" w:sz="4" w:space="0" w:color="000000"/>
-              <w:left w:val="single" w:sz="4" w:space="0" w:color="000000"/>
-              <w:bottom w:val="single" w:sz="4" w:space="0" w:color="000000"/>
-              <w:right w:val="single" w:sz="4" w:space="0" w:color="000000"/>
-            </w:tcBorders>
-            <w:vAlign w:val="center"/>
-          </w:tcPr>
-          <w:p>
-            <w:pPr>
-              <w:spacing w:before="40" w:after="40"/>
-              <w:jc w:val="left"/>
-            </w:pPr>
-            <w:r>
-              <w:rPr>
-                <w:rFonts w:ascii="Adani" w:hAnsi="Adani"/>
-                <w:b w:val="0"/>
-                <w:sz w:val="18"/>
-                <w:u w:val="none"/>
-              </w:rPr>
-              <w:t>22/04/2011</w:t>
             </w:r>
           </w:p>
         </w:tc>

--- a/Backend/Director_Disclosure/Output_Disclosures/2024-25/ADANI_LOGISTICS_LIMITED/MBP-1/MBP1_UNMESH_MADHUSUDAN_ABHYANKAR_03040812.docx
+++ b/Backend/Director_Disclosure/Output_Disclosures/2024-25/ADANI_LOGISTICS_LIMITED/MBP-1/MBP1_UNMESH_MADHUSUDAN_ABHYANKAR_03040812.docx
@@ -1846,7 +1846,7 @@
                 <w:sz w:val="18"/>
                 <w:u w:val="none"/>
               </w:rPr>
-              <w:t>Date:   15th May, 2026</w:t>
+              <w:t>Date:   27th May, 2026</w:t>
             </w:r>
           </w:p>
         </w:tc>
@@ -2883,7 +2883,7 @@
                 <w:sz w:val="18"/>
                 <w:u w:val="none"/>
               </w:rPr>
-              <w:t>Date:   15th May, 2026</w:t>
+              <w:t>Date:   27th May, 2026</w:t>
             </w:r>
           </w:p>
         </w:tc>
@@ -3044,7 +3044,7 @@
           <w:sz w:val="20"/>
           <w:u w:val="none"/>
         </w:rPr>
-        <w:t>15th May, 2026</w:t>
+        <w:t>27th May, 2026</w:t>
       </w:r>
     </w:p>
     <w:p>

--- a/Backend/Director_Disclosure/Output_Disclosures/2024-25/ADANI_LOGISTICS_LIMITED/MBP-1/MBP1_UNMESH_MADHUSUDAN_ABHYANKAR_03040812.docx
+++ b/Backend/Director_Disclosure/Output_Disclosures/2024-25/ADANI_LOGISTICS_LIMITED/MBP-1/MBP1_UNMESH_MADHUSUDAN_ABHYANKAR_03040812.docx
@@ -389,6 +389,290 @@
                 <w:sz w:val="18"/>
                 <w:u w:val="none"/>
               </w:rPr>
+              <w:t>SHANTI SAGAR INTERNATIONAL DREDGING LIMITED</w:t>
+            </w:r>
+          </w:p>
+        </w:tc>
+        <w:tc>
+          <w:tcPr>
+            <w:tcW w:type="dxa" w:w="1814"/>
+            <w:shd w:val="clear" w:color="auto" w:fill="FFFFFF"/>
+            <w:tcBorders>
+              <w:top w:val="single" w:sz="4" w:space="0" w:color="000000"/>
+              <w:left w:val="single" w:sz="4" w:space="0" w:color="000000"/>
+              <w:bottom w:val="single" w:sz="4" w:space="0" w:color="000000"/>
+              <w:right w:val="single" w:sz="4" w:space="0" w:color="000000"/>
+            </w:tcBorders>
+            <w:vAlign w:val="center"/>
+          </w:tcPr>
+          <w:p>
+            <w:pPr>
+              <w:spacing w:before="40" w:after="40"/>
+              <w:jc w:val="left"/>
+            </w:pPr>
+            <w:r>
+              <w:rPr>
+                <w:rFonts w:ascii="Adani" w:hAnsi="Adani"/>
+                <w:b w:val="0"/>
+                <w:sz w:val="18"/>
+                <w:u w:val="none"/>
+              </w:rPr>
+              <w:t>Managing Director</w:t>
+            </w:r>
+          </w:p>
+        </w:tc>
+        <w:tc>
+          <w:tcPr>
+            <w:tcW w:type="dxa" w:w="1020"/>
+            <w:shd w:val="clear" w:color="auto" w:fill="FFFFFF"/>
+            <w:tcBorders>
+              <w:top w:val="single" w:sz="4" w:space="0" w:color="000000"/>
+              <w:left w:val="single" w:sz="4" w:space="0" w:color="000000"/>
+              <w:bottom w:val="single" w:sz="4" w:space="0" w:color="000000"/>
+              <w:right w:val="single" w:sz="4" w:space="0" w:color="000000"/>
+            </w:tcBorders>
+            <w:vAlign w:val="center"/>
+          </w:tcPr>
+          <w:p>
+            <w:pPr>
+              <w:spacing w:before="40" w:after="40"/>
+              <w:jc w:val="left"/>
+            </w:pPr>
+            <w:r>
+              <w:rPr>
+                <w:rFonts w:ascii="Adani" w:hAnsi="Adani"/>
+                <w:b w:val="0"/>
+                <w:sz w:val="18"/>
+                <w:u w:val="none"/>
+              </w:rPr>
+              <w:t>NIL</w:t>
+            </w:r>
+          </w:p>
+        </w:tc>
+        <w:tc>
+          <w:tcPr>
+            <w:tcW w:type="dxa" w:w="1247"/>
+            <w:shd w:val="clear" w:color="auto" w:fill="FFFFFF"/>
+            <w:tcBorders>
+              <w:top w:val="single" w:sz="4" w:space="0" w:color="000000"/>
+              <w:left w:val="single" w:sz="4" w:space="0" w:color="000000"/>
+              <w:bottom w:val="single" w:sz="4" w:space="0" w:color="000000"/>
+              <w:right w:val="single" w:sz="4" w:space="0" w:color="000000"/>
+            </w:tcBorders>
+            <w:vAlign w:val="center"/>
+          </w:tcPr>
+          <w:p>
+            <w:pPr>
+              <w:spacing w:before="40" w:after="40"/>
+              <w:jc w:val="left"/>
+            </w:pPr>
+            <w:r>
+              <w:rPr>
+                <w:rFonts w:ascii="Adani" w:hAnsi="Adani"/>
+                <w:b w:val="0"/>
+                <w:sz w:val="18"/>
+                <w:u w:val="none"/>
+              </w:rPr>
+              <w:t>21/06/2025</w:t>
+            </w:r>
+          </w:p>
+        </w:tc>
+      </w:tr>
+      <w:tr>
+        <w:tc>
+          <w:tcPr>
+            <w:tcW w:type="dxa" w:w="680"/>
+            <w:shd w:val="clear" w:color="auto" w:fill="FFFFFF"/>
+            <w:tcBorders>
+              <w:top w:val="single" w:sz="4" w:space="0" w:color="000000"/>
+              <w:left w:val="single" w:sz="4" w:space="0" w:color="000000"/>
+              <w:bottom w:val="single" w:sz="4" w:space="0" w:color="000000"/>
+              <w:right w:val="single" w:sz="4" w:space="0" w:color="000000"/>
+            </w:tcBorders>
+            <w:vAlign w:val="center"/>
+          </w:tcPr>
+          <w:p>
+            <w:pPr>
+              <w:spacing w:before="40" w:after="40"/>
+              <w:jc w:val="left"/>
+            </w:pPr>
+            <w:r>
+              <w:rPr>
+                <w:rFonts w:ascii="Adani" w:hAnsi="Adani"/>
+                <w:b w:val="0"/>
+                <w:sz w:val="18"/>
+                <w:u w:val="none"/>
+              </w:rPr>
+              <w:t>2</w:t>
+            </w:r>
+          </w:p>
+        </w:tc>
+        <w:tc>
+          <w:tcPr>
+            <w:tcW w:type="dxa" w:w="3969"/>
+            <w:shd w:val="clear" w:color="auto" w:fill="FFFFFF"/>
+            <w:tcBorders>
+              <w:top w:val="single" w:sz="4" w:space="0" w:color="000000"/>
+              <w:left w:val="single" w:sz="4" w:space="0" w:color="000000"/>
+              <w:bottom w:val="single" w:sz="4" w:space="0" w:color="000000"/>
+              <w:right w:val="single" w:sz="4" w:space="0" w:color="000000"/>
+            </w:tcBorders>
+            <w:vAlign w:val="center"/>
+          </w:tcPr>
+          <w:p>
+            <w:pPr>
+              <w:spacing w:before="40" w:after="40"/>
+              <w:jc w:val="left"/>
+            </w:pPr>
+            <w:r>
+              <w:rPr>
+                <w:rFonts w:ascii="Adani" w:hAnsi="Adani"/>
+                <w:b w:val="0"/>
+                <w:sz w:val="18"/>
+                <w:u w:val="none"/>
+              </w:rPr>
+              <w:t>ADANI MURMUGAO PORT TERMINAL PRIVATE LIMITED</w:t>
+            </w:r>
+          </w:p>
+        </w:tc>
+        <w:tc>
+          <w:tcPr>
+            <w:tcW w:type="dxa" w:w="1814"/>
+            <w:shd w:val="clear" w:color="auto" w:fill="FFFFFF"/>
+            <w:tcBorders>
+              <w:top w:val="single" w:sz="4" w:space="0" w:color="000000"/>
+              <w:left w:val="single" w:sz="4" w:space="0" w:color="000000"/>
+              <w:bottom w:val="single" w:sz="4" w:space="0" w:color="000000"/>
+              <w:right w:val="single" w:sz="4" w:space="0" w:color="000000"/>
+            </w:tcBorders>
+            <w:vAlign w:val="center"/>
+          </w:tcPr>
+          <w:p>
+            <w:pPr>
+              <w:spacing w:before="40" w:after="40"/>
+              <w:jc w:val="left"/>
+            </w:pPr>
+            <w:r>
+              <w:rPr>
+                <w:rFonts w:ascii="Adani" w:hAnsi="Adani"/>
+                <w:b w:val="0"/>
+                <w:sz w:val="18"/>
+                <w:u w:val="none"/>
+              </w:rPr>
+              <w:t>Managing Director</w:t>
+            </w:r>
+          </w:p>
+        </w:tc>
+        <w:tc>
+          <w:tcPr>
+            <w:tcW w:type="dxa" w:w="1020"/>
+            <w:shd w:val="clear" w:color="auto" w:fill="FFFFFF"/>
+            <w:tcBorders>
+              <w:top w:val="single" w:sz="4" w:space="0" w:color="000000"/>
+              <w:left w:val="single" w:sz="4" w:space="0" w:color="000000"/>
+              <w:bottom w:val="single" w:sz="4" w:space="0" w:color="000000"/>
+              <w:right w:val="single" w:sz="4" w:space="0" w:color="000000"/>
+            </w:tcBorders>
+            <w:vAlign w:val="center"/>
+          </w:tcPr>
+          <w:p>
+            <w:pPr>
+              <w:spacing w:before="40" w:after="40"/>
+              <w:jc w:val="left"/>
+            </w:pPr>
+            <w:r>
+              <w:rPr>
+                <w:rFonts w:ascii="Adani" w:hAnsi="Adani"/>
+                <w:b w:val="0"/>
+                <w:sz w:val="18"/>
+                <w:u w:val="none"/>
+              </w:rPr>
+              <w:t>NIL</w:t>
+            </w:r>
+          </w:p>
+        </w:tc>
+        <w:tc>
+          <w:tcPr>
+            <w:tcW w:type="dxa" w:w="1247"/>
+            <w:shd w:val="clear" w:color="auto" w:fill="FFFFFF"/>
+            <w:tcBorders>
+              <w:top w:val="single" w:sz="4" w:space="0" w:color="000000"/>
+              <w:left w:val="single" w:sz="4" w:space="0" w:color="000000"/>
+              <w:bottom w:val="single" w:sz="4" w:space="0" w:color="000000"/>
+              <w:right w:val="single" w:sz="4" w:space="0" w:color="000000"/>
+            </w:tcBorders>
+            <w:vAlign w:val="center"/>
+          </w:tcPr>
+          <w:p>
+            <w:pPr>
+              <w:spacing w:before="40" w:after="40"/>
+              <w:jc w:val="left"/>
+            </w:pPr>
+            <w:r>
+              <w:rPr>
+                <w:rFonts w:ascii="Adani" w:hAnsi="Adani"/>
+                <w:b w:val="0"/>
+                <w:sz w:val="18"/>
+                <w:u w:val="none"/>
+              </w:rPr>
+              <w:t>20/06/2025</w:t>
+            </w:r>
+          </w:p>
+        </w:tc>
+      </w:tr>
+      <w:tr>
+        <w:tc>
+          <w:tcPr>
+            <w:tcW w:type="dxa" w:w="680"/>
+            <w:shd w:val="clear" w:color="auto" w:fill="FFFFFF"/>
+            <w:tcBorders>
+              <w:top w:val="single" w:sz="4" w:space="0" w:color="000000"/>
+              <w:left w:val="single" w:sz="4" w:space="0" w:color="000000"/>
+              <w:bottom w:val="single" w:sz="4" w:space="0" w:color="000000"/>
+              <w:right w:val="single" w:sz="4" w:space="0" w:color="000000"/>
+            </w:tcBorders>
+            <w:vAlign w:val="center"/>
+          </w:tcPr>
+          <w:p>
+            <w:pPr>
+              <w:spacing w:before="40" w:after="40"/>
+              <w:jc w:val="left"/>
+            </w:pPr>
+            <w:r>
+              <w:rPr>
+                <w:rFonts w:ascii="Adani" w:hAnsi="Adani"/>
+                <w:b w:val="0"/>
+                <w:sz w:val="18"/>
+                <w:u w:val="none"/>
+              </w:rPr>
+              <w:t>3</w:t>
+            </w:r>
+          </w:p>
+        </w:tc>
+        <w:tc>
+          <w:tcPr>
+            <w:tcW w:type="dxa" w:w="3969"/>
+            <w:shd w:val="clear" w:color="auto" w:fill="FFFFFF"/>
+            <w:tcBorders>
+              <w:top w:val="single" w:sz="4" w:space="0" w:color="000000"/>
+              <w:left w:val="single" w:sz="4" w:space="0" w:color="000000"/>
+              <w:bottom w:val="single" w:sz="4" w:space="0" w:color="000000"/>
+              <w:right w:val="single" w:sz="4" w:space="0" w:color="000000"/>
+            </w:tcBorders>
+            <w:vAlign w:val="center"/>
+          </w:tcPr>
+          <w:p>
+            <w:pPr>
+              <w:spacing w:before="40" w:after="40"/>
+              <w:jc w:val="left"/>
+            </w:pPr>
+            <w:r>
+              <w:rPr>
+                <w:rFonts w:ascii="Adani" w:hAnsi="Adani"/>
+                <w:b w:val="0"/>
+                <w:sz w:val="18"/>
+                <w:u w:val="none"/>
+              </w:rPr>
               <w:t>OCEAN SPARKLE LIMITED</w:t>
             </w:r>
           </w:p>
@@ -503,149 +787,7 @@
                 <w:sz w:val="18"/>
                 <w:u w:val="none"/>
               </w:rPr>
-              <w:t>2</w:t>
-            </w:r>
-          </w:p>
-        </w:tc>
-        <w:tc>
-          <w:tcPr>
-            <w:tcW w:type="dxa" w:w="3969"/>
-            <w:shd w:val="clear" w:color="auto" w:fill="FFFFFF"/>
-            <w:tcBorders>
-              <w:top w:val="single" w:sz="4" w:space="0" w:color="000000"/>
-              <w:left w:val="single" w:sz="4" w:space="0" w:color="000000"/>
-              <w:bottom w:val="single" w:sz="4" w:space="0" w:color="000000"/>
-              <w:right w:val="single" w:sz="4" w:space="0" w:color="000000"/>
-            </w:tcBorders>
-            <w:vAlign w:val="center"/>
-          </w:tcPr>
-          <w:p>
-            <w:pPr>
-              <w:spacing w:before="40" w:after="40"/>
-              <w:jc w:val="left"/>
-            </w:pPr>
-            <w:r>
-              <w:rPr>
-                <w:rFonts w:ascii="Adani" w:hAnsi="Adani"/>
-                <w:b w:val="0"/>
-                <w:sz w:val="18"/>
-                <w:u w:val="none"/>
-              </w:rPr>
-              <w:t>SHANTI SAGAR INTERNATIONAL DREDGING LIMITED</w:t>
-            </w:r>
-          </w:p>
-        </w:tc>
-        <w:tc>
-          <w:tcPr>
-            <w:tcW w:type="dxa" w:w="1814"/>
-            <w:shd w:val="clear" w:color="auto" w:fill="FFFFFF"/>
-            <w:tcBorders>
-              <w:top w:val="single" w:sz="4" w:space="0" w:color="000000"/>
-              <w:left w:val="single" w:sz="4" w:space="0" w:color="000000"/>
-              <w:bottom w:val="single" w:sz="4" w:space="0" w:color="000000"/>
-              <w:right w:val="single" w:sz="4" w:space="0" w:color="000000"/>
-            </w:tcBorders>
-            <w:vAlign w:val="center"/>
-          </w:tcPr>
-          <w:p>
-            <w:pPr>
-              <w:spacing w:before="40" w:after="40"/>
-              <w:jc w:val="left"/>
-            </w:pPr>
-            <w:r>
-              <w:rPr>
-                <w:rFonts w:ascii="Adani" w:hAnsi="Adani"/>
-                <w:b w:val="0"/>
-                <w:sz w:val="18"/>
-                <w:u w:val="none"/>
-              </w:rPr>
-              <w:t>Director</w:t>
-            </w:r>
-          </w:p>
-        </w:tc>
-        <w:tc>
-          <w:tcPr>
-            <w:tcW w:type="dxa" w:w="1020"/>
-            <w:shd w:val="clear" w:color="auto" w:fill="FFFFFF"/>
-            <w:tcBorders>
-              <w:top w:val="single" w:sz="4" w:space="0" w:color="000000"/>
-              <w:left w:val="single" w:sz="4" w:space="0" w:color="000000"/>
-              <w:bottom w:val="single" w:sz="4" w:space="0" w:color="000000"/>
-              <w:right w:val="single" w:sz="4" w:space="0" w:color="000000"/>
-            </w:tcBorders>
-            <w:vAlign w:val="center"/>
-          </w:tcPr>
-          <w:p>
-            <w:pPr>
-              <w:spacing w:before="40" w:after="40"/>
-              <w:jc w:val="left"/>
-            </w:pPr>
-            <w:r>
-              <w:rPr>
-                <w:rFonts w:ascii="Adani" w:hAnsi="Adani"/>
-                <w:b w:val="0"/>
-                <w:sz w:val="18"/>
-                <w:u w:val="none"/>
-              </w:rPr>
-              <w:t>NIL</w:t>
-            </w:r>
-          </w:p>
-        </w:tc>
-        <w:tc>
-          <w:tcPr>
-            <w:tcW w:type="dxa" w:w="1247"/>
-            <w:shd w:val="clear" w:color="auto" w:fill="FFFFFF"/>
-            <w:tcBorders>
-              <w:top w:val="single" w:sz="4" w:space="0" w:color="000000"/>
-              <w:left w:val="single" w:sz="4" w:space="0" w:color="000000"/>
-              <w:bottom w:val="single" w:sz="4" w:space="0" w:color="000000"/>
-              <w:right w:val="single" w:sz="4" w:space="0" w:color="000000"/>
-            </w:tcBorders>
-            <w:vAlign w:val="center"/>
-          </w:tcPr>
-          <w:p>
-            <w:pPr>
-              <w:spacing w:before="40" w:after="40"/>
-              <w:jc w:val="left"/>
-            </w:pPr>
-            <w:r>
-              <w:rPr>
-                <w:rFonts w:ascii="Adani" w:hAnsi="Adani"/>
-                <w:b w:val="0"/>
-                <w:sz w:val="18"/>
-                <w:u w:val="none"/>
-              </w:rPr>
-              <w:t>06/05/2022</w:t>
-            </w:r>
-          </w:p>
-        </w:tc>
-      </w:tr>
-      <w:tr>
-        <w:tc>
-          <w:tcPr>
-            <w:tcW w:type="dxa" w:w="680"/>
-            <w:shd w:val="clear" w:color="auto" w:fill="FFFFFF"/>
-            <w:tcBorders>
-              <w:top w:val="single" w:sz="4" w:space="0" w:color="000000"/>
-              <w:left w:val="single" w:sz="4" w:space="0" w:color="000000"/>
-              <w:bottom w:val="single" w:sz="4" w:space="0" w:color="000000"/>
-              <w:right w:val="single" w:sz="4" w:space="0" w:color="000000"/>
-            </w:tcBorders>
-            <w:vAlign w:val="center"/>
-          </w:tcPr>
-          <w:p>
-            <w:pPr>
-              <w:spacing w:before="40" w:after="40"/>
-              <w:jc w:val="left"/>
-            </w:pPr>
-            <w:r>
-              <w:rPr>
-                <w:rFonts w:ascii="Adani" w:hAnsi="Adani"/>
-                <w:b w:val="0"/>
-                <w:sz w:val="18"/>
-                <w:u w:val="none"/>
-              </w:rPr>
-              <w:t>3</w:t>
+              <w:t>4</w:t>
             </w:r>
           </w:p>
         </w:tc>
@@ -758,148 +900,6 @@
                 <w:u w:val="none"/>
               </w:rPr>
               <w:t>07/03/2022</w:t>
-            </w:r>
-          </w:p>
-        </w:tc>
-      </w:tr>
-      <w:tr>
-        <w:tc>
-          <w:tcPr>
-            <w:tcW w:type="dxa" w:w="680"/>
-            <w:shd w:val="clear" w:color="auto" w:fill="FFFFFF"/>
-            <w:tcBorders>
-              <w:top w:val="single" w:sz="4" w:space="0" w:color="000000"/>
-              <w:left w:val="single" w:sz="4" w:space="0" w:color="000000"/>
-              <w:bottom w:val="single" w:sz="4" w:space="0" w:color="000000"/>
-              <w:right w:val="single" w:sz="4" w:space="0" w:color="000000"/>
-            </w:tcBorders>
-            <w:vAlign w:val="center"/>
-          </w:tcPr>
-          <w:p>
-            <w:pPr>
-              <w:spacing w:before="40" w:after="40"/>
-              <w:jc w:val="left"/>
-            </w:pPr>
-            <w:r>
-              <w:rPr>
-                <w:rFonts w:ascii="Adani" w:hAnsi="Adani"/>
-                <w:b w:val="0"/>
-                <w:sz w:val="18"/>
-                <w:u w:val="none"/>
-              </w:rPr>
-              <w:t>4</w:t>
-            </w:r>
-          </w:p>
-        </w:tc>
-        <w:tc>
-          <w:tcPr>
-            <w:tcW w:type="dxa" w:w="3969"/>
-            <w:shd w:val="clear" w:color="auto" w:fill="FFFFFF"/>
-            <w:tcBorders>
-              <w:top w:val="single" w:sz="4" w:space="0" w:color="000000"/>
-              <w:left w:val="single" w:sz="4" w:space="0" w:color="000000"/>
-              <w:bottom w:val="single" w:sz="4" w:space="0" w:color="000000"/>
-              <w:right w:val="single" w:sz="4" w:space="0" w:color="000000"/>
-            </w:tcBorders>
-            <w:vAlign w:val="center"/>
-          </w:tcPr>
-          <w:p>
-            <w:pPr>
-              <w:spacing w:before="40" w:after="40"/>
-              <w:jc w:val="left"/>
-            </w:pPr>
-            <w:r>
-              <w:rPr>
-                <w:rFonts w:ascii="Adani" w:hAnsi="Adani"/>
-                <w:b w:val="0"/>
-                <w:sz w:val="18"/>
-                <w:u w:val="none"/>
-              </w:rPr>
-              <w:t>ADANI MURMUGAO PORT TERMINAL PRIVATE LIMITED</w:t>
-            </w:r>
-          </w:p>
-        </w:tc>
-        <w:tc>
-          <w:tcPr>
-            <w:tcW w:type="dxa" w:w="1814"/>
-            <w:shd w:val="clear" w:color="auto" w:fill="FFFFFF"/>
-            <w:tcBorders>
-              <w:top w:val="single" w:sz="4" w:space="0" w:color="000000"/>
-              <w:left w:val="single" w:sz="4" w:space="0" w:color="000000"/>
-              <w:bottom w:val="single" w:sz="4" w:space="0" w:color="000000"/>
-              <w:right w:val="single" w:sz="4" w:space="0" w:color="000000"/>
-            </w:tcBorders>
-            <w:vAlign w:val="center"/>
-          </w:tcPr>
-          <w:p>
-            <w:pPr>
-              <w:spacing w:before="40" w:after="40"/>
-              <w:jc w:val="left"/>
-            </w:pPr>
-            <w:r>
-              <w:rPr>
-                <w:rFonts w:ascii="Adani" w:hAnsi="Adani"/>
-                <w:b w:val="0"/>
-                <w:sz w:val="18"/>
-                <w:u w:val="none"/>
-              </w:rPr>
-              <w:t>Director</w:t>
-            </w:r>
-          </w:p>
-        </w:tc>
-        <w:tc>
-          <w:tcPr>
-            <w:tcW w:type="dxa" w:w="1020"/>
-            <w:shd w:val="clear" w:color="auto" w:fill="FFFFFF"/>
-            <w:tcBorders>
-              <w:top w:val="single" w:sz="4" w:space="0" w:color="000000"/>
-              <w:left w:val="single" w:sz="4" w:space="0" w:color="000000"/>
-              <w:bottom w:val="single" w:sz="4" w:space="0" w:color="000000"/>
-              <w:right w:val="single" w:sz="4" w:space="0" w:color="000000"/>
-            </w:tcBorders>
-            <w:vAlign w:val="center"/>
-          </w:tcPr>
-          <w:p>
-            <w:pPr>
-              <w:spacing w:before="40" w:after="40"/>
-              <w:jc w:val="left"/>
-            </w:pPr>
-            <w:r>
-              <w:rPr>
-                <w:rFonts w:ascii="Adani" w:hAnsi="Adani"/>
-                <w:b w:val="0"/>
-                <w:sz w:val="18"/>
-                <w:u w:val="none"/>
-              </w:rPr>
-              <w:t>NIL</w:t>
-            </w:r>
-          </w:p>
-        </w:tc>
-        <w:tc>
-          <w:tcPr>
-            <w:tcW w:type="dxa" w:w="1247"/>
-            <w:shd w:val="clear" w:color="auto" w:fill="FFFFFF"/>
-            <w:tcBorders>
-              <w:top w:val="single" w:sz="4" w:space="0" w:color="000000"/>
-              <w:left w:val="single" w:sz="4" w:space="0" w:color="000000"/>
-              <w:bottom w:val="single" w:sz="4" w:space="0" w:color="000000"/>
-              <w:right w:val="single" w:sz="4" w:space="0" w:color="000000"/>
-            </w:tcBorders>
-            <w:vAlign w:val="center"/>
-          </w:tcPr>
-          <w:p>
-            <w:pPr>
-              <w:spacing w:before="40" w:after="40"/>
-              <w:jc w:val="left"/>
-            </w:pPr>
-            <w:r>
-              <w:rPr>
-                <w:rFonts w:ascii="Adani" w:hAnsi="Adani"/>
-                <w:b w:val="0"/>
-                <w:sz w:val="18"/>
-                <w:u w:val="none"/>
-              </w:rPr>
-              <w:t>03/05/2021</w:t>
             </w:r>
           </w:p>
         </w:tc>
@@ -1099,7 +1099,7 @@
                 <w:sz w:val="18"/>
                 <w:u w:val="none"/>
               </w:rPr>
-              <w:t>DHOLERA PORT AND SPECIAL ECONOMIC ZONE LIMITED</w:t>
+              <w:t>DHOLERA INFRASTRUCTURE PRIVATE LIMITED</w:t>
             </w:r>
           </w:p>
         </w:tc>
@@ -1241,7 +1241,7 @@
                 <w:sz w:val="18"/>
                 <w:u w:val="none"/>
               </w:rPr>
-              <w:t>DHOLERA INFRASTRUCTURE PRIVATE LIMITED</w:t>
+              <w:t>DHOLERA PORT AND SPECIAL ECONOMIC ZONE LIMITED</w:t>
             </w:r>
           </w:p>
         </w:tc>
@@ -1846,7 +1846,7 @@
                 <w:sz w:val="18"/>
                 <w:u w:val="none"/>
               </w:rPr>
-              <w:t>Date:   27th May, 2026</w:t>
+              <w:t>Date:   09th June, 2026</w:t>
             </w:r>
           </w:p>
         </w:tc>
@@ -2883,7 +2883,7 @@
                 <w:sz w:val="18"/>
                 <w:u w:val="none"/>
               </w:rPr>
-              <w:t>Date:   27th May, 2026</w:t>
+              <w:t>Date:   09th June, 2026</w:t>
             </w:r>
           </w:p>
         </w:tc>
@@ -3044,7 +3044,7 @@
           <w:sz w:val="20"/>
           <w:u w:val="none"/>
         </w:rPr>
-        <w:t>27th May, 2026</w:t>
+        <w:t>09th June, 2026</w:t>
       </w:r>
     </w:p>
     <w:p>
@@ -3089,7 +3089,7 @@
           <w:sz w:val="20"/>
           <w:u w:val="none"/>
         </w:rPr>
-        <w:t>OCEAN SPARKLE LIMITED</w:t>
+        <w:t>SHANTI SAGAR INTERNATIONAL DREDGING LIMITED</w:t>
       </w:r>
     </w:p>
     <w:p>
@@ -3104,7 +3104,22 @@
           <w:sz w:val="20"/>
           <w:u w:val="none"/>
         </w:rPr>
-        <w:t>SHANTI SAGAR INTERNATIONAL DREDGING LIMITED</w:t>
+        <w:t>ADANI MURMUGAO PORT TERMINAL PRIVATE LIMITED</w:t>
+      </w:r>
+    </w:p>
+    <w:p>
+      <w:pPr>
+        <w:spacing w:before="0" w:after="20"/>
+        <w:jc w:val="left"/>
+      </w:pPr>
+      <w:r>
+        <w:rPr>
+          <w:rFonts w:ascii="Adani" w:hAnsi="Adani"/>
+          <w:b/>
+          <w:sz w:val="20"/>
+          <w:u w:val="none"/>
+        </w:rPr>
+        <w:t>OCEAN SPARKLE LIMITED</w:t>
       </w:r>
     </w:p>
     <w:p>
@@ -3134,21 +3149,6 @@
           <w:sz w:val="20"/>
           <w:u w:val="none"/>
         </w:rPr>
-        <w:t>ADANI MURMUGAO PORT TERMINAL PRIVATE LIMITED</w:t>
-      </w:r>
-    </w:p>
-    <w:p>
-      <w:pPr>
-        <w:spacing w:before="0" w:after="20"/>
-        <w:jc w:val="left"/>
-      </w:pPr>
-      <w:r>
-        <w:rPr>
-          <w:rFonts w:ascii="Adani" w:hAnsi="Adani"/>
-          <w:b/>
-          <w:sz w:val="20"/>
-          <w:u w:val="none"/>
-        </w:rPr>
         <w:t>ADANI LOGISTICS LIMITED</w:t>
       </w:r>
     </w:p>
@@ -3164,7 +3164,7 @@
           <w:sz w:val="20"/>
           <w:u w:val="none"/>
         </w:rPr>
-        <w:t>DHOLERA PORT AND SPECIAL ECONOMIC ZONE LIMITED</w:t>
+        <w:t>DHOLERA INFRASTRUCTURE PRIVATE LIMITED</w:t>
       </w:r>
     </w:p>
     <w:p>
@@ -3179,7 +3179,7 @@
           <w:sz w:val="20"/>
           <w:u w:val="none"/>
         </w:rPr>
-        <w:t>DHOLERA INFRASTRUCTURE PRIVATE LIMITED</w:t>
+        <w:t>DHOLERA PORT AND SPECIAL ECONOMIC ZONE LIMITED</w:t>
       </w:r>
     </w:p>
     <w:p>
@@ -3270,7 +3270,7 @@
           <w:sz w:val="20"/>
           <w:u w:val="none"/>
         </w:rPr>
-        <w:t>OCEAN SPARKLE LIMITED</w:t>
+        <w:t>SHANTI SAGAR INTERNATIONAL DREDGING LIMITED</w:t>
       </w:r>
     </w:p>
     <w:p>
@@ -3285,7 +3285,7 @@
           <w:sz w:val="20"/>
           <w:u w:val="none"/>
         </w:rPr>
-        <w:t>SHANTI SAGAR INTERNATIONAL DREDGING LIMITED</w:t>
+        <w:t>OCEAN SPARKLE LIMITED</w:t>
       </w:r>
     </w:p>
     <w:p>
@@ -4371,6 +4371,234 @@
                 <w:sz w:val="18"/>
                 <w:u w:val="none"/>
               </w:rPr>
+              <w:t>U01403GJ2015PLC083090</w:t>
+            </w:r>
+          </w:p>
+        </w:tc>
+        <w:tc>
+          <w:tcPr>
+            <w:tcW w:type="dxa" w:w="4252"/>
+            <w:shd w:val="clear" w:color="auto" w:fill="FFFFFF"/>
+            <w:tcBorders>
+              <w:top w:val="single" w:sz="4" w:space="0" w:color="000000"/>
+              <w:left w:val="single" w:sz="4" w:space="0" w:color="000000"/>
+              <w:bottom w:val="single" w:sz="4" w:space="0" w:color="000000"/>
+              <w:right w:val="single" w:sz="4" w:space="0" w:color="000000"/>
+            </w:tcBorders>
+            <w:vAlign w:val="center"/>
+          </w:tcPr>
+          <w:p>
+            <w:pPr>
+              <w:spacing w:before="40" w:after="40"/>
+              <w:jc w:val="left"/>
+            </w:pPr>
+            <w:r>
+              <w:rPr>
+                <w:rFonts w:ascii="Adani" w:hAnsi="Adani"/>
+                <w:b w:val="0"/>
+                <w:sz w:val="18"/>
+                <w:u w:val="none"/>
+              </w:rPr>
+              <w:t>SHANTI SAGAR INTERNATIONAL DREDGING LIMITED</w:t>
+            </w:r>
+          </w:p>
+        </w:tc>
+        <w:tc>
+          <w:tcPr>
+            <w:tcW w:type="dxa" w:w="1587"/>
+            <w:shd w:val="clear" w:color="auto" w:fill="FFFFFF"/>
+            <w:tcBorders>
+              <w:top w:val="single" w:sz="4" w:space="0" w:color="000000"/>
+              <w:left w:val="single" w:sz="4" w:space="0" w:color="000000"/>
+              <w:bottom w:val="single" w:sz="4" w:space="0" w:color="000000"/>
+              <w:right w:val="single" w:sz="4" w:space="0" w:color="000000"/>
+            </w:tcBorders>
+            <w:vAlign w:val="center"/>
+          </w:tcPr>
+          <w:p>
+            <w:pPr>
+              <w:spacing w:before="40" w:after="40"/>
+              <w:jc w:val="left"/>
+            </w:pPr>
+            <w:r>
+              <w:rPr>
+                <w:rFonts w:ascii="Adani" w:hAnsi="Adani"/>
+                <w:b w:val="0"/>
+                <w:sz w:val="18"/>
+                <w:u w:val="none"/>
+              </w:rPr>
+              <w:t>Managing Director</w:t>
+            </w:r>
+          </w:p>
+        </w:tc>
+        <w:tc>
+          <w:tcPr>
+            <w:tcW w:type="dxa" w:w="1304"/>
+            <w:shd w:val="clear" w:color="auto" w:fill="FFFFFF"/>
+            <w:tcBorders>
+              <w:top w:val="single" w:sz="4" w:space="0" w:color="000000"/>
+              <w:left w:val="single" w:sz="4" w:space="0" w:color="000000"/>
+              <w:bottom w:val="single" w:sz="4" w:space="0" w:color="000000"/>
+              <w:right w:val="single" w:sz="4" w:space="0" w:color="000000"/>
+            </w:tcBorders>
+            <w:vAlign w:val="center"/>
+          </w:tcPr>
+          <w:p>
+            <w:pPr>
+              <w:spacing w:before="40" w:after="40"/>
+              <w:jc w:val="left"/>
+            </w:pPr>
+            <w:r>
+              <w:rPr>
+                <w:rFonts w:ascii="Adani" w:hAnsi="Adani"/>
+                <w:b w:val="0"/>
+                <w:sz w:val="18"/>
+                <w:u w:val="none"/>
+              </w:rPr>
+              <w:t>21/06/2025</w:t>
+            </w:r>
+          </w:p>
+        </w:tc>
+      </w:tr>
+      <w:tr>
+        <w:tc>
+          <w:tcPr>
+            <w:tcW w:type="dxa" w:w="2268"/>
+            <w:shd w:val="clear" w:color="auto" w:fill="FFFFFF"/>
+            <w:tcBorders>
+              <w:top w:val="single" w:sz="4" w:space="0" w:color="000000"/>
+              <w:left w:val="single" w:sz="4" w:space="0" w:color="000000"/>
+              <w:bottom w:val="single" w:sz="4" w:space="0" w:color="000000"/>
+              <w:right w:val="single" w:sz="4" w:space="0" w:color="000000"/>
+            </w:tcBorders>
+            <w:vAlign w:val="center"/>
+          </w:tcPr>
+          <w:p>
+            <w:pPr>
+              <w:spacing w:before="40" w:after="40"/>
+              <w:jc w:val="left"/>
+            </w:pPr>
+            <w:r>
+              <w:rPr>
+                <w:rFonts w:ascii="Adani" w:hAnsi="Adani"/>
+                <w:b w:val="0"/>
+                <w:sz w:val="18"/>
+                <w:u w:val="none"/>
+              </w:rPr>
+              <w:t>U61100GJ2009PTC057727</w:t>
+            </w:r>
+          </w:p>
+        </w:tc>
+        <w:tc>
+          <w:tcPr>
+            <w:tcW w:type="dxa" w:w="4252"/>
+            <w:shd w:val="clear" w:color="auto" w:fill="FFFFFF"/>
+            <w:tcBorders>
+              <w:top w:val="single" w:sz="4" w:space="0" w:color="000000"/>
+              <w:left w:val="single" w:sz="4" w:space="0" w:color="000000"/>
+              <w:bottom w:val="single" w:sz="4" w:space="0" w:color="000000"/>
+              <w:right w:val="single" w:sz="4" w:space="0" w:color="000000"/>
+            </w:tcBorders>
+            <w:vAlign w:val="center"/>
+          </w:tcPr>
+          <w:p>
+            <w:pPr>
+              <w:spacing w:before="40" w:after="40"/>
+              <w:jc w:val="left"/>
+            </w:pPr>
+            <w:r>
+              <w:rPr>
+                <w:rFonts w:ascii="Adani" w:hAnsi="Adani"/>
+                <w:b w:val="0"/>
+                <w:sz w:val="18"/>
+                <w:u w:val="none"/>
+              </w:rPr>
+              <w:t>ADANI MURMUGAO PORT TERMINAL PRIVATE LIMITED</w:t>
+            </w:r>
+          </w:p>
+        </w:tc>
+        <w:tc>
+          <w:tcPr>
+            <w:tcW w:type="dxa" w:w="1587"/>
+            <w:shd w:val="clear" w:color="auto" w:fill="FFFFFF"/>
+            <w:tcBorders>
+              <w:top w:val="single" w:sz="4" w:space="0" w:color="000000"/>
+              <w:left w:val="single" w:sz="4" w:space="0" w:color="000000"/>
+              <w:bottom w:val="single" w:sz="4" w:space="0" w:color="000000"/>
+              <w:right w:val="single" w:sz="4" w:space="0" w:color="000000"/>
+            </w:tcBorders>
+            <w:vAlign w:val="center"/>
+          </w:tcPr>
+          <w:p>
+            <w:pPr>
+              <w:spacing w:before="40" w:after="40"/>
+              <w:jc w:val="left"/>
+            </w:pPr>
+            <w:r>
+              <w:rPr>
+                <w:rFonts w:ascii="Adani" w:hAnsi="Adani"/>
+                <w:b w:val="0"/>
+                <w:sz w:val="18"/>
+                <w:u w:val="none"/>
+              </w:rPr>
+              <w:t>Managing Director</w:t>
+            </w:r>
+          </w:p>
+        </w:tc>
+        <w:tc>
+          <w:tcPr>
+            <w:tcW w:type="dxa" w:w="1304"/>
+            <w:shd w:val="clear" w:color="auto" w:fill="FFFFFF"/>
+            <w:tcBorders>
+              <w:top w:val="single" w:sz="4" w:space="0" w:color="000000"/>
+              <w:left w:val="single" w:sz="4" w:space="0" w:color="000000"/>
+              <w:bottom w:val="single" w:sz="4" w:space="0" w:color="000000"/>
+              <w:right w:val="single" w:sz="4" w:space="0" w:color="000000"/>
+            </w:tcBorders>
+            <w:vAlign w:val="center"/>
+          </w:tcPr>
+          <w:p>
+            <w:pPr>
+              <w:spacing w:before="40" w:after="40"/>
+              <w:jc w:val="left"/>
+            </w:pPr>
+            <w:r>
+              <w:rPr>
+                <w:rFonts w:ascii="Adani" w:hAnsi="Adani"/>
+                <w:b w:val="0"/>
+                <w:sz w:val="18"/>
+                <w:u w:val="none"/>
+              </w:rPr>
+              <w:t>20/06/2025</w:t>
+            </w:r>
+          </w:p>
+        </w:tc>
+      </w:tr>
+      <w:tr>
+        <w:tc>
+          <w:tcPr>
+            <w:tcW w:type="dxa" w:w="2268"/>
+            <w:shd w:val="clear" w:color="auto" w:fill="FFFFFF"/>
+            <w:tcBorders>
+              <w:top w:val="single" w:sz="4" w:space="0" w:color="000000"/>
+              <w:left w:val="single" w:sz="4" w:space="0" w:color="000000"/>
+              <w:bottom w:val="single" w:sz="4" w:space="0" w:color="000000"/>
+              <w:right w:val="single" w:sz="4" w:space="0" w:color="000000"/>
+            </w:tcBorders>
+            <w:vAlign w:val="center"/>
+          </w:tcPr>
+          <w:p>
+            <w:pPr>
+              <w:spacing w:before="40" w:after="40"/>
+              <w:jc w:val="left"/>
+            </w:pPr>
+            <w:r>
+              <w:rPr>
+                <w:rFonts w:ascii="Adani" w:hAnsi="Adani"/>
+                <w:b w:val="0"/>
+                <w:sz w:val="18"/>
+                <w:u w:val="none"/>
+              </w:rPr>
               <w:t>U05005GJ1995PLC152226</w:t>
             </w:r>
           </w:p>
@@ -4456,120 +4684,6 @@
                 <w:u w:val="none"/>
               </w:rPr>
               <w:t>09/05/2022</w:t>
-            </w:r>
-          </w:p>
-        </w:tc>
-      </w:tr>
-      <w:tr>
-        <w:tc>
-          <w:tcPr>
-            <w:tcW w:type="dxa" w:w="2268"/>
-            <w:shd w:val="clear" w:color="auto" w:fill="FFFFFF"/>
-            <w:tcBorders>
-              <w:top w:val="single" w:sz="4" w:space="0" w:color="000000"/>
-              <w:left w:val="single" w:sz="4" w:space="0" w:color="000000"/>
-              <w:bottom w:val="single" w:sz="4" w:space="0" w:color="000000"/>
-              <w:right w:val="single" w:sz="4" w:space="0" w:color="000000"/>
-            </w:tcBorders>
-            <w:vAlign w:val="center"/>
-          </w:tcPr>
-          <w:p>
-            <w:pPr>
-              <w:spacing w:before="40" w:after="40"/>
-              <w:jc w:val="left"/>
-            </w:pPr>
-            <w:r>
-              <w:rPr>
-                <w:rFonts w:ascii="Adani" w:hAnsi="Adani"/>
-                <w:b w:val="0"/>
-                <w:sz w:val="18"/>
-                <w:u w:val="none"/>
-              </w:rPr>
-              <w:t>U01403GJ2015PLC083090</w:t>
-            </w:r>
-          </w:p>
-        </w:tc>
-        <w:tc>
-          <w:tcPr>
-            <w:tcW w:type="dxa" w:w="4252"/>
-            <w:shd w:val="clear" w:color="auto" w:fill="FFFFFF"/>
-            <w:tcBorders>
-              <w:top w:val="single" w:sz="4" w:space="0" w:color="000000"/>
-              <w:left w:val="single" w:sz="4" w:space="0" w:color="000000"/>
-              <w:bottom w:val="single" w:sz="4" w:space="0" w:color="000000"/>
-              <w:right w:val="single" w:sz="4" w:space="0" w:color="000000"/>
-            </w:tcBorders>
-            <w:vAlign w:val="center"/>
-          </w:tcPr>
-          <w:p>
-            <w:pPr>
-              <w:spacing w:before="40" w:after="40"/>
-              <w:jc w:val="left"/>
-            </w:pPr>
-            <w:r>
-              <w:rPr>
-                <w:rFonts w:ascii="Adani" w:hAnsi="Adani"/>
-                <w:b w:val="0"/>
-                <w:sz w:val="18"/>
-                <w:u w:val="none"/>
-              </w:rPr>
-              <w:t>SHANTI SAGAR INTERNATIONAL DREDGING LIMITED</w:t>
-            </w:r>
-          </w:p>
-        </w:tc>
-        <w:tc>
-          <w:tcPr>
-            <w:tcW w:type="dxa" w:w="1587"/>
-            <w:shd w:val="clear" w:color="auto" w:fill="FFFFFF"/>
-            <w:tcBorders>
-              <w:top w:val="single" w:sz="4" w:space="0" w:color="000000"/>
-              <w:left w:val="single" w:sz="4" w:space="0" w:color="000000"/>
-              <w:bottom w:val="single" w:sz="4" w:space="0" w:color="000000"/>
-              <w:right w:val="single" w:sz="4" w:space="0" w:color="000000"/>
-            </w:tcBorders>
-            <w:vAlign w:val="center"/>
-          </w:tcPr>
-          <w:p>
-            <w:pPr>
-              <w:spacing w:before="40" w:after="40"/>
-              <w:jc w:val="left"/>
-            </w:pPr>
-            <w:r>
-              <w:rPr>
-                <w:rFonts w:ascii="Adani" w:hAnsi="Adani"/>
-                <w:b w:val="0"/>
-                <w:sz w:val="18"/>
-                <w:u w:val="none"/>
-              </w:rPr>
-              <w:t>Director</w:t>
-            </w:r>
-          </w:p>
-        </w:tc>
-        <w:tc>
-          <w:tcPr>
-            <w:tcW w:type="dxa" w:w="1304"/>
-            <w:shd w:val="clear" w:color="auto" w:fill="FFFFFF"/>
-            <w:tcBorders>
-              <w:top w:val="single" w:sz="4" w:space="0" w:color="000000"/>
-              <w:left w:val="single" w:sz="4" w:space="0" w:color="000000"/>
-              <w:bottom w:val="single" w:sz="4" w:space="0" w:color="000000"/>
-              <w:right w:val="single" w:sz="4" w:space="0" w:color="000000"/>
-            </w:tcBorders>
-            <w:vAlign w:val="center"/>
-          </w:tcPr>
-          <w:p>
-            <w:pPr>
-              <w:spacing w:before="40" w:after="40"/>
-              <w:jc w:val="left"/>
-            </w:pPr>
-            <w:r>
-              <w:rPr>
-                <w:rFonts w:ascii="Adani" w:hAnsi="Adani"/>
-                <w:b w:val="0"/>
-                <w:sz w:val="18"/>
-                <w:u w:val="none"/>
-              </w:rPr>
-              <w:t>06/05/2022</w:t>
             </w:r>
           </w:p>
         </w:tc>
@@ -4713,120 +4827,6 @@
                 <w:sz w:val="18"/>
                 <w:u w:val="none"/>
               </w:rPr>
-              <w:t>U61100GJ2009PTC057727</w:t>
-            </w:r>
-          </w:p>
-        </w:tc>
-        <w:tc>
-          <w:tcPr>
-            <w:tcW w:type="dxa" w:w="4252"/>
-            <w:shd w:val="clear" w:color="auto" w:fill="FFFFFF"/>
-            <w:tcBorders>
-              <w:top w:val="single" w:sz="4" w:space="0" w:color="000000"/>
-              <w:left w:val="single" w:sz="4" w:space="0" w:color="000000"/>
-              <w:bottom w:val="single" w:sz="4" w:space="0" w:color="000000"/>
-              <w:right w:val="single" w:sz="4" w:space="0" w:color="000000"/>
-            </w:tcBorders>
-            <w:vAlign w:val="center"/>
-          </w:tcPr>
-          <w:p>
-            <w:pPr>
-              <w:spacing w:before="40" w:after="40"/>
-              <w:jc w:val="left"/>
-            </w:pPr>
-            <w:r>
-              <w:rPr>
-                <w:rFonts w:ascii="Adani" w:hAnsi="Adani"/>
-                <w:b w:val="0"/>
-                <w:sz w:val="18"/>
-                <w:u w:val="none"/>
-              </w:rPr>
-              <w:t>ADANI MURMUGAO PORT TERMINAL PRIVATE LIMITED</w:t>
-            </w:r>
-          </w:p>
-        </w:tc>
-        <w:tc>
-          <w:tcPr>
-            <w:tcW w:type="dxa" w:w="1587"/>
-            <w:shd w:val="clear" w:color="auto" w:fill="FFFFFF"/>
-            <w:tcBorders>
-              <w:top w:val="single" w:sz="4" w:space="0" w:color="000000"/>
-              <w:left w:val="single" w:sz="4" w:space="0" w:color="000000"/>
-              <w:bottom w:val="single" w:sz="4" w:space="0" w:color="000000"/>
-              <w:right w:val="single" w:sz="4" w:space="0" w:color="000000"/>
-            </w:tcBorders>
-            <w:vAlign w:val="center"/>
-          </w:tcPr>
-          <w:p>
-            <w:pPr>
-              <w:spacing w:before="40" w:after="40"/>
-              <w:jc w:val="left"/>
-            </w:pPr>
-            <w:r>
-              <w:rPr>
-                <w:rFonts w:ascii="Adani" w:hAnsi="Adani"/>
-                <w:b w:val="0"/>
-                <w:sz w:val="18"/>
-                <w:u w:val="none"/>
-              </w:rPr>
-              <w:t>Director</w:t>
-            </w:r>
-          </w:p>
-        </w:tc>
-        <w:tc>
-          <w:tcPr>
-            <w:tcW w:type="dxa" w:w="1304"/>
-            <w:shd w:val="clear" w:color="auto" w:fill="FFFFFF"/>
-            <w:tcBorders>
-              <w:top w:val="single" w:sz="4" w:space="0" w:color="000000"/>
-              <w:left w:val="single" w:sz="4" w:space="0" w:color="000000"/>
-              <w:bottom w:val="single" w:sz="4" w:space="0" w:color="000000"/>
-              <w:right w:val="single" w:sz="4" w:space="0" w:color="000000"/>
-            </w:tcBorders>
-            <w:vAlign w:val="center"/>
-          </w:tcPr>
-          <w:p>
-            <w:pPr>
-              <w:spacing w:before="40" w:after="40"/>
-              <w:jc w:val="left"/>
-            </w:pPr>
-            <w:r>
-              <w:rPr>
-                <w:rFonts w:ascii="Adani" w:hAnsi="Adani"/>
-                <w:b w:val="0"/>
-                <w:sz w:val="18"/>
-                <w:u w:val="none"/>
-              </w:rPr>
-              <w:t>03/05/2021</w:t>
-            </w:r>
-          </w:p>
-        </w:tc>
-      </w:tr>
-      <w:tr>
-        <w:tc>
-          <w:tcPr>
-            <w:tcW w:type="dxa" w:w="2268"/>
-            <w:shd w:val="clear" w:color="auto" w:fill="FFFFFF"/>
-            <w:tcBorders>
-              <w:top w:val="single" w:sz="4" w:space="0" w:color="000000"/>
-              <w:left w:val="single" w:sz="4" w:space="0" w:color="000000"/>
-              <w:bottom w:val="single" w:sz="4" w:space="0" w:color="000000"/>
-              <w:right w:val="single" w:sz="4" w:space="0" w:color="000000"/>
-            </w:tcBorders>
-            <w:vAlign w:val="center"/>
-          </w:tcPr>
-          <w:p>
-            <w:pPr>
-              <w:spacing w:before="40" w:after="40"/>
-              <w:jc w:val="left"/>
-            </w:pPr>
-            <w:r>
-              <w:rPr>
-                <w:rFonts w:ascii="Adani" w:hAnsi="Adani"/>
-                <w:b w:val="0"/>
-                <w:sz w:val="18"/>
-                <w:u w:val="none"/>
-              </w:rPr>
               <w:t>U63090GJ2005PLC046419</w:t>
             </w:r>
           </w:p>
@@ -4941,7 +4941,7 @@
                 <w:sz w:val="18"/>
                 <w:u w:val="none"/>
               </w:rPr>
-              <w:t>U45203GJ1998PLC053261</w:t>
+              <w:t>U45203GJ2006PTC049426</w:t>
             </w:r>
           </w:p>
         </w:tc>
@@ -4969,7 +4969,7 @@
                 <w:sz w:val="18"/>
                 <w:u w:val="none"/>
               </w:rPr>
-              <w:t>DHOLERA PORT AND SPECIAL ECONOMIC ZONE LIMITED</w:t>
+              <w:t>DHOLERA INFRASTRUCTURE PRIVATE LIMITED</w:t>
             </w:r>
           </w:p>
         </w:tc>
@@ -5055,7 +5055,7 @@
                 <w:sz w:val="18"/>
                 <w:u w:val="none"/>
               </w:rPr>
-              <w:t>U45203GJ2006PTC049426</w:t>
+              <w:t>U45203GJ1998PLC053261</w:t>
             </w:r>
           </w:p>
         </w:tc>
@@ -5083,7 +5083,7 @@
                 <w:sz w:val="18"/>
                 <w:u w:val="none"/>
               </w:rPr>
-              <w:t>DHOLERA INFRASTRUCTURE PRIVATE LIMITED</w:t>
+              <w:t>DHOLERA PORT AND SPECIAL ECONOMIC ZONE LIMITED</w:t>
             </w:r>
           </w:p>
         </w:tc>
